--- a/content/reports/distribution/Issue_004_Datum_Labs_Twitter.docx
+++ b/content/reports/distribution/Issue_004_Datum_Labs_Twitter.docx
@@ -31,7 +31,7 @@
           <w:sz w:val="22"/>
           <w:szCs w:val="22"/>
         </w:rPr>
-        <w:t xml:space="preserve">Institutional voice, third person, snapshot-dated figures. Three threads plus four standalone tweets that schedule independently. Character counts noted under each tweet; long tweets assume a Premium account. Each standalone includes the report link.</w:t>
+        <w:t xml:space="preserve">Institutional voice, third person, snapshot-dated figures. A launch tweet (posted with the highlights motion-graphics video), two threads, and four standalone tweets. Character counts noted under each tweet; long tweets assume a Premium account.</w:t>
       </w:r>
     </w:p>
     <w:p>
@@ -48,428 +48,112 @@
           <w:sz w:val="32"/>
           <w:szCs w:val="32"/>
         </w:rPr>
-        <w:t xml:space="preserve">Thread 1: Aave carried the sector</w:t>
-      </w:r>
-    </w:p>
-    <w:p>
-      <w:pPr>
-        <w:spacing w:after="120" w:before="280"/>
-      </w:pPr>
-      <w:r>
-        <w:rPr>
-          <w:rFonts w:ascii="Georgia" w:cs="Georgia" w:eastAsia="Georgia" w:hAnsi="Georgia"/>
-          <w:b/>
-          <w:bCs/>
-          <w:color w:val="C5511A"/>
-          <w:sz w:val="22"/>
-          <w:szCs w:val="22"/>
-        </w:rPr>
-        <w:t xml:space="preserve">T1  </w:t>
-      </w:r>
-      <w:r>
-        <w:rPr>
-          <w:rFonts w:ascii="Georgia" w:cs="Georgia" w:eastAsia="Georgia" w:hAnsi="Georgia"/>
-          <w:b/>
-          <w:bCs/>
-          <w:sz w:val="22"/>
-          <w:szCs w:val="22"/>
-        </w:rPr>
-        <w:t xml:space="preserve">Thread 1</w:t>
-      </w:r>
-    </w:p>
-    <w:p>
-      <w:pPr>
-        <w:shd w:fill="F7F4ED" w:val="clear"/>
-        <w:spacing w:after="120"/>
-        <w:ind w:left="360"/>
-      </w:pPr>
-      <w:r>
-        <w:rPr>
-          <w:rFonts w:ascii="Georgia" w:cs="Georgia" w:eastAsia="Georgia" w:hAnsi="Georgia"/>
-          <w:sz w:val="22"/>
-          <w:szCs w:val="22"/>
-        </w:rPr>
-        <w:t xml:space="preserve">Aave V3 added $649M of net constant-price deposits on Ethereum in July 2026, the only positive reading among the six largest lending protocols large enough to move the sector. The other five combined for −$96M. Strip out Aave V3 and the sector contracted.</w:t>
-      </w:r>
-    </w:p>
-    <w:p>
-      <w:pPr>
-        <w:spacing w:after="160"/>
-        <w:ind w:left="360"/>
-      </w:pPr>
-      <w:r>
-        <w:rPr>
-          <w:rFonts w:ascii="Georgia" w:cs="Georgia" w:eastAsia="Georgia" w:hAnsi="Georgia"/>
-          <w:i/>
-          <w:iCs/>
-          <w:color w:val="595959"/>
-          <w:sz w:val="18"/>
-          <w:szCs w:val="18"/>
-        </w:rPr>
-        <w:t xml:space="preserve">255 characters</w:t>
-      </w:r>
-    </w:p>
-    <w:p>
-      <w:pPr>
-        <w:spacing w:after="120" w:before="280"/>
-      </w:pPr>
-      <w:r>
-        <w:rPr>
-          <w:rFonts w:ascii="Georgia" w:cs="Georgia" w:eastAsia="Georgia" w:hAnsi="Georgia"/>
-          <w:b/>
-          <w:bCs/>
-          <w:color w:val="C5511A"/>
-          <w:sz w:val="22"/>
-          <w:szCs w:val="22"/>
-        </w:rPr>
-        <w:t xml:space="preserve">T2  </w:t>
-      </w:r>
-      <w:r>
-        <w:rPr>
-          <w:rFonts w:ascii="Georgia" w:cs="Georgia" w:eastAsia="Georgia" w:hAnsi="Georgia"/>
-          <w:b/>
-          <w:bCs/>
-          <w:sz w:val="22"/>
-          <w:szCs w:val="22"/>
-        </w:rPr>
-        <w:t xml:space="preserve">Thread 1</w:t>
-      </w:r>
-    </w:p>
-    <w:p>
-      <w:pPr>
-        <w:shd w:fill="F7F4ED" w:val="clear"/>
-        <w:spacing w:after="120"/>
-        <w:ind w:left="360"/>
-      </w:pPr>
-      <w:r>
-        <w:rPr>
-          <w:rFonts w:ascii="Georgia" w:cs="Georgia" w:eastAsia="Georgia" w:hAnsi="Georgia"/>
-          <w:sz w:val="22"/>
-          <w:szCs w:val="22"/>
-        </w:rPr>
-        <w:t xml:space="preserve">The +$649M came through the collateral reserves. The stablecoin book drained over the same month: USDC −$20M, USDT −$62M, WETH −$29M. Against those, weETH +$285M, sUSDe +$145M, WBTC +$124M, wstETH +$113M, cbBTC +$63M.</w:t>
-      </w:r>
-    </w:p>
-    <w:p>
-      <w:pPr>
-        <w:spacing w:after="160"/>
-        <w:ind w:left="360"/>
-      </w:pPr>
-      <w:r>
-        <w:rPr>
-          <w:rFonts w:ascii="Georgia" w:cs="Georgia" w:eastAsia="Georgia" w:hAnsi="Georgia"/>
-          <w:i/>
-          <w:iCs/>
-          <w:color w:val="595959"/>
-          <w:sz w:val="18"/>
-          <w:szCs w:val="18"/>
-        </w:rPr>
-        <w:t xml:space="preserve">217 characters</w:t>
-      </w:r>
-    </w:p>
-    <w:p>
-      <w:pPr>
-        <w:spacing w:after="120" w:before="280"/>
-      </w:pPr>
-      <w:r>
-        <w:rPr>
-          <w:rFonts w:ascii="Georgia" w:cs="Georgia" w:eastAsia="Georgia" w:hAnsi="Georgia"/>
-          <w:b/>
-          <w:bCs/>
-          <w:color w:val="C5511A"/>
-          <w:sz w:val="22"/>
-          <w:szCs w:val="22"/>
-        </w:rPr>
-        <w:t xml:space="preserve">T3  </w:t>
-      </w:r>
-      <w:r>
-        <w:rPr>
-          <w:rFonts w:ascii="Georgia" w:cs="Georgia" w:eastAsia="Georgia" w:hAnsi="Georgia"/>
-          <w:b/>
-          <w:bCs/>
-          <w:sz w:val="22"/>
-          <w:szCs w:val="22"/>
-        </w:rPr>
-        <w:t xml:space="preserve">Thread 1</w:t>
-      </w:r>
-    </w:p>
-    <w:p>
-      <w:pPr>
-        <w:shd w:fill="F7F4ED" w:val="clear"/>
-        <w:spacing w:after="120"/>
-        <w:ind w:left="360"/>
-      </w:pPr>
-      <w:r>
-        <w:rPr>
-          <w:rFonts w:ascii="Georgia" w:cs="Georgia" w:eastAsia="Georgia" w:hAnsi="Georgia"/>
-          <w:sz w:val="22"/>
-          <w:szCs w:val="22"/>
-        </w:rPr>
-        <w:t xml:space="preserve">Inside the liquid restaking complex the flow split. weETH took +$285M while rsETH lost $93M, a rotation toward the token with the deepest looping venue on Aave rather than a uniform restaking inflow.</w:t>
-      </w:r>
-    </w:p>
-    <w:p>
-      <w:pPr>
-        <w:spacing w:after="160"/>
-        <w:ind w:left="360"/>
-      </w:pPr>
-      <w:r>
-        <w:rPr>
-          <w:rFonts w:ascii="Georgia" w:cs="Georgia" w:eastAsia="Georgia" w:hAnsi="Georgia"/>
-          <w:i/>
-          <w:iCs/>
-          <w:color w:val="595959"/>
-          <w:sz w:val="18"/>
-          <w:szCs w:val="18"/>
-        </w:rPr>
-        <w:t xml:space="preserve">199 characters</w:t>
-      </w:r>
-    </w:p>
-    <w:p>
-      <w:pPr>
-        <w:spacing w:after="120" w:before="280"/>
-      </w:pPr>
-      <w:r>
-        <w:rPr>
-          <w:rFonts w:ascii="Georgia" w:cs="Georgia" w:eastAsia="Georgia" w:hAnsi="Georgia"/>
-          <w:b/>
-          <w:bCs/>
-          <w:color w:val="C5511A"/>
-          <w:sz w:val="22"/>
-          <w:szCs w:val="22"/>
-        </w:rPr>
-        <w:t xml:space="preserve">T4  </w:t>
-      </w:r>
-      <w:r>
-        <w:rPr>
-          <w:rFonts w:ascii="Georgia" w:cs="Georgia" w:eastAsia="Georgia" w:hAnsi="Georgia"/>
-          <w:b/>
-          <w:bCs/>
-          <w:sz w:val="22"/>
-          <w:szCs w:val="22"/>
-        </w:rPr>
-        <w:t xml:space="preserve">Thread 1</w:t>
-      </w:r>
-    </w:p>
-    <w:p>
-      <w:pPr>
-        <w:shd w:fill="F7F4ED" w:val="clear"/>
-        <w:spacing w:after="120"/>
-        <w:ind w:left="360"/>
-      </w:pPr>
-      <w:r>
-        <w:rPr>
-          <w:rFonts w:ascii="Georgia" w:cs="Georgia" w:eastAsia="Georgia" w:hAnsi="Georgia"/>
-          <w:sz w:val="22"/>
-          <w:szCs w:val="22"/>
-        </w:rPr>
-        <w:t xml:space="preserve">Net stablecoin position on Aave V3 still grew about +$145M, but the growth was the USDe complex. sUSDe, USDe, USDTB, and Pendle sUSDe forwards drew inflow while USDC and USDT drained. Ethena's synthetic dollar is now a material stablecoin surface on the protocol.</w:t>
-      </w:r>
-    </w:p>
-    <w:p>
-      <w:pPr>
-        <w:spacing w:after="160"/>
-        <w:ind w:left="360"/>
-      </w:pPr>
-      <w:r>
-        <w:rPr>
-          <w:rFonts w:ascii="Georgia" w:cs="Georgia" w:eastAsia="Georgia" w:hAnsi="Georgia"/>
-          <w:i/>
-          <w:iCs/>
-          <w:color w:val="595959"/>
-          <w:sz w:val="18"/>
-          <w:szCs w:val="18"/>
-        </w:rPr>
-        <w:t xml:space="preserve">263 characters</w:t>
-      </w:r>
-    </w:p>
-    <w:p>
-      <w:pPr>
-        <w:spacing w:after="120" w:before="280"/>
-      </w:pPr>
-      <w:r>
-        <w:rPr>
-          <w:rFonts w:ascii="Georgia" w:cs="Georgia" w:eastAsia="Georgia" w:hAnsi="Georgia"/>
-          <w:b/>
-          <w:bCs/>
-          <w:color w:val="C5511A"/>
-          <w:sz w:val="22"/>
-          <w:szCs w:val="22"/>
-        </w:rPr>
-        <w:t xml:space="preserve">T5  </w:t>
-      </w:r>
-      <w:r>
-        <w:rPr>
-          <w:rFonts w:ascii="Georgia" w:cs="Georgia" w:eastAsia="Georgia" w:hAnsi="Georgia"/>
-          <w:b/>
-          <w:bCs/>
-          <w:sz w:val="22"/>
-          <w:szCs w:val="22"/>
-        </w:rPr>
-        <w:t xml:space="preserve">Thread 1</w:t>
-      </w:r>
-    </w:p>
-    <w:p>
-      <w:pPr>
-        <w:shd w:fill="F7F4ED" w:val="clear"/>
-        <w:spacing w:after="120"/>
-        <w:ind w:left="360"/>
-      </w:pPr>
-      <w:r>
-        <w:rPr>
-          <w:rFonts w:ascii="Georgia" w:cs="Georgia" w:eastAsia="Georgia" w:hAnsi="Georgia"/>
-          <w:sz w:val="22"/>
-          <w:szCs w:val="22"/>
-        </w:rPr>
-        <w:t xml:space="preserve">This is the second consecutive month of the same composition: collateral in, base stablecoins and ETH flat to negative. June ran the same shape, USDC down $162M against $845M of collateral.</w:t>
-      </w:r>
-    </w:p>
-    <w:p>
-      <w:pPr>
-        <w:spacing w:after="160"/>
-        <w:ind w:left="360"/>
-      </w:pPr>
-      <w:r>
-        <w:rPr>
-          <w:rFonts w:ascii="Georgia" w:cs="Georgia" w:eastAsia="Georgia" w:hAnsi="Georgia"/>
-          <w:i/>
-          <w:iCs/>
-          <w:color w:val="595959"/>
-          <w:sz w:val="18"/>
-          <w:szCs w:val="18"/>
-        </w:rPr>
-        <w:t xml:space="preserve">189 characters</w:t>
-      </w:r>
-    </w:p>
-    <w:p>
-      <w:pPr>
-        <w:spacing w:after="120" w:before="280"/>
-      </w:pPr>
-      <w:r>
-        <w:rPr>
-          <w:rFonts w:ascii="Georgia" w:cs="Georgia" w:eastAsia="Georgia" w:hAnsi="Georgia"/>
-          <w:b/>
-          <w:bCs/>
-          <w:color w:val="C5511A"/>
-          <w:sz w:val="22"/>
-          <w:szCs w:val="22"/>
-        </w:rPr>
-        <w:t xml:space="preserve">T6  </w:t>
-      </w:r>
-      <w:r>
-        <w:rPr>
-          <w:rFonts w:ascii="Georgia" w:cs="Georgia" w:eastAsia="Georgia" w:hAnsi="Georgia"/>
-          <w:b/>
-          <w:bCs/>
-          <w:sz w:val="22"/>
-          <w:szCs w:val="22"/>
-        </w:rPr>
-        <w:t xml:space="preserve">Thread 1</w:t>
-      </w:r>
-    </w:p>
-    <w:p>
-      <w:pPr>
-        <w:shd w:fill="F7F4ED" w:val="clear"/>
-        <w:spacing w:after="120"/>
-        <w:ind w:left="360"/>
-      </w:pPr>
-      <w:r>
-        <w:rPr>
-          <w:rFonts w:ascii="Georgia" w:cs="Georgia" w:eastAsia="Georgia" w:hAnsi="Georgia"/>
-          <w:sz w:val="22"/>
-          <w:szCs w:val="22"/>
-        </w:rPr>
-        <w:t xml:space="preserve">Aave V3's growth this cycle is a borrow-book story. Depositors supply collateral to borrow against; the 3.27% USDC supply rate, 33 bps under the 4-week T-bill, is not what draws them. Two months makes it a pattern.</w:t>
-      </w:r>
-    </w:p>
-    <w:p>
-      <w:pPr>
-        <w:spacing w:after="160"/>
-        <w:ind w:left="360"/>
-      </w:pPr>
-      <w:r>
-        <w:rPr>
-          <w:rFonts w:ascii="Georgia" w:cs="Georgia" w:eastAsia="Georgia" w:hAnsi="Georgia"/>
-          <w:i/>
-          <w:iCs/>
-          <w:color w:val="595959"/>
-          <w:sz w:val="18"/>
-          <w:szCs w:val="18"/>
-        </w:rPr>
-        <w:t xml:space="preserve">214 characters</w:t>
-      </w:r>
-    </w:p>
-    <w:p>
-      <w:pPr>
-        <w:spacing w:after="120" w:before="280"/>
-      </w:pPr>
-      <w:r>
-        <w:rPr>
-          <w:rFonts w:ascii="Georgia" w:cs="Georgia" w:eastAsia="Georgia" w:hAnsi="Georgia"/>
-          <w:b/>
-          <w:bCs/>
-          <w:color w:val="C5511A"/>
-          <w:sz w:val="22"/>
-          <w:szCs w:val="22"/>
-        </w:rPr>
-        <w:t xml:space="preserve">T7  </w:t>
-      </w:r>
-      <w:r>
-        <w:rPr>
-          <w:rFonts w:ascii="Georgia" w:cs="Georgia" w:eastAsia="Georgia" w:hAnsi="Georgia"/>
-          <w:b/>
-          <w:bCs/>
-          <w:sz w:val="22"/>
-          <w:szCs w:val="22"/>
-        </w:rPr>
-        <w:t xml:space="preserve">Thread 1 (link)</w:t>
-      </w:r>
-    </w:p>
-    <w:p>
-      <w:pPr>
-        <w:shd w:fill="F7F4ED" w:val="clear"/>
-        <w:spacing w:after="120"/>
-        <w:ind w:left="360"/>
-      </w:pPr>
-      <w:r>
-        <w:rPr>
-          <w:rFonts w:ascii="Georgia" w:cs="Georgia" w:eastAsia="Georgia" w:hAnsi="Georgia"/>
-          <w:sz w:val="22"/>
-          <w:szCs w:val="22"/>
-        </w:rPr>
-        <w:t xml:space="preserve">Issue 004, State of DeFi Lending on Ethereum, July 2026. Six protocol sections and the full data tables.</w:t>
-      </w:r>
-    </w:p>
-    <w:p>
-      <w:pPr>
-        <w:shd w:fill="F7F4ED" w:val="clear"/>
-        <w:spacing w:after="120"/>
-        <w:ind w:left="360"/>
-      </w:pPr>
-      <w:r>
-        <w:rPr>
-          <w:rFonts w:ascii="Georgia" w:cs="Georgia" w:eastAsia="Georgia" w:hAnsi="Georgia"/>
-          <w:sz w:val="22"/>
-          <w:szCs w:val="22"/>
-        </w:rPr>
-        <w:t xml:space="preserve">https://datumlab.xyz/resources/reports/state-of-lending-ethereum-july-2026</w:t>
-      </w:r>
-    </w:p>
-    <w:p>
-      <w:pPr>
-        <w:spacing w:after="160"/>
-        <w:ind w:left="360"/>
-      </w:pPr>
-      <w:r>
-        <w:rPr>
-          <w:rFonts w:ascii="Georgia" w:cs="Georgia" w:eastAsia="Georgia" w:hAnsi="Georgia"/>
-          <w:i/>
-          <w:iCs/>
-          <w:color w:val="595959"/>
-          <w:sz w:val="18"/>
-          <w:szCs w:val="18"/>
-        </w:rPr>
-        <w:t xml:space="preserve">180 characters</w:t>
+        <w:t xml:space="preserve">Launch tweet (motion-graphics video overlay)</w:t>
+      </w:r>
+    </w:p>
+    <w:p>
+      <w:pPr>
+        <w:spacing w:after="200"/>
+      </w:pPr>
+      <w:r>
+        <w:rPr>
+          <w:rFonts w:ascii="Georgia" w:cs="Georgia" w:eastAsia="Georgia" w:hAnsi="Georgia"/>
+          <w:i/>
+          <w:iCs/>
+          <w:color w:val="595959"/>
+          <w:sz w:val="22"/>
+          <w:szCs w:val="22"/>
+        </w:rPr>
+        <w:t xml:space="preserve">Datum Labs profile only. The launch post that runs with the report highlights video; the URL is the caption link.</w:t>
+      </w:r>
+    </w:p>
+    <w:p>
+      <w:pPr>
+        <w:spacing w:after="120" w:before="280"/>
+      </w:pPr>
+      <w:r>
+        <w:rPr>
+          <w:rFonts w:ascii="Georgia" w:cs="Georgia" w:eastAsia="Georgia" w:hAnsi="Georgia"/>
+          <w:b/>
+          <w:bCs/>
+          <w:color w:val="C5511A"/>
+          <w:sz w:val="22"/>
+          <w:szCs w:val="22"/>
+        </w:rPr>
+        <w:t xml:space="preserve">L.1  </w:t>
+      </w:r>
+      <w:r>
+        <w:rPr>
+          <w:rFonts w:ascii="Georgia" w:cs="Georgia" w:eastAsia="Georgia" w:hAnsi="Georgia"/>
+          <w:b/>
+          <w:bCs/>
+          <w:sz w:val="22"/>
+          <w:szCs w:val="22"/>
+        </w:rPr>
+        <w:t xml:space="preserve">Launch overview</w:t>
+      </w:r>
+    </w:p>
+    <w:p>
+      <w:pPr>
+        <w:shd w:fill="F7F4ED" w:val="clear"/>
+        <w:spacing w:after="120"/>
+        <w:ind w:left="360"/>
+      </w:pPr>
+      <w:r>
+        <w:rPr>
+          <w:rFonts w:ascii="Georgia" w:cs="Georgia" w:eastAsia="Georgia" w:hAnsi="Georgia"/>
+          <w:sz w:val="22"/>
+          <w:szCs w:val="22"/>
+        </w:rPr>
+        <w:t xml:space="preserve">State of DeFi Lending on Ethereum, Issue 004, July 2026, is live.</w:t>
+      </w:r>
+    </w:p>
+    <w:p>
+      <w:pPr>
+        <w:shd w:fill="F7F4ED" w:val="clear"/>
+        <w:spacing w:after="120"/>
+        <w:ind w:left="360"/>
+      </w:pPr>
+      <w:r>
+        <w:rPr>
+          <w:rFonts w:ascii="Georgia" w:cs="Georgia" w:eastAsia="Georgia" w:hAnsi="Georgia"/>
+          <w:sz w:val="22"/>
+          <w:szCs w:val="22"/>
+        </w:rPr>
+        <w:t xml:space="preserve">Aave V3 was the only major lending protocol on Ethereum that grew in July. Its +$649M net flow carried a sector that would have contracted without it. Growth halved from June, curator concentration on Morpho deepened for a second consecutive month, and stablecoin real yield sank to −75 bps below the 4-week T-bill.</w:t>
+      </w:r>
+    </w:p>
+    <w:p>
+      <w:pPr>
+        <w:shd w:fill="F7F4ED" w:val="clear"/>
+        <w:spacing w:after="120"/>
+        <w:ind w:left="360"/>
+      </w:pPr>
+      <w:r>
+        <w:rPr>
+          <w:rFonts w:ascii="Georgia" w:cs="Georgia" w:eastAsia="Georgia" w:hAnsi="Georgia"/>
+          <w:sz w:val="22"/>
+          <w:szCs w:val="22"/>
+        </w:rPr>
+        <w:t xml:space="preserve">Full report, six protocol sections and the data tables:
+https://datumlab.xyz/resources/reports/state-of-lending-ethereum-july-2026</w:t>
+      </w:r>
+    </w:p>
+    <w:p>
+      <w:pPr>
+        <w:spacing w:after="160"/>
+        <w:ind w:left="360"/>
+      </w:pPr>
+      <w:r>
+        <w:rPr>
+          <w:rFonts w:ascii="Georgia" w:cs="Georgia" w:eastAsia="Georgia" w:hAnsi="Georgia"/>
+          <w:i/>
+          <w:iCs/>
+          <w:color w:val="595959"/>
+          <w:sz w:val="18"/>
+          <w:szCs w:val="18"/>
+        </w:rPr>
+        <w:t xml:space="preserve">514 characters</w:t>
       </w:r>
     </w:p>
     <w:p>
@@ -486,7 +170,7 @@
           <w:sz w:val="32"/>
           <w:szCs w:val="32"/>
         </w:rPr>
-        <w:t xml:space="preserve">Thread 2: Sentora overtook Steakhouse on Morpho</w:t>
+        <w:t xml:space="preserve">Thread 1: Aave carried the sector</w:t>
       </w:r>
     </w:p>
     <w:p>
@@ -512,39 +196,39 @@
           <w:sz w:val="22"/>
           <w:szCs w:val="22"/>
         </w:rPr>
-        <w:t xml:space="preserve">Thread 2</w:t>
-      </w:r>
-    </w:p>
-    <w:p>
-      <w:pPr>
-        <w:shd w:fill="F7F4ED" w:val="clear"/>
-        <w:spacing w:after="120"/>
-        <w:ind w:left="360"/>
-      </w:pPr>
-      <w:r>
-        <w:rPr>
-          <w:rFonts w:ascii="Georgia" w:cs="Georgia" w:eastAsia="Georgia" w:hAnsi="Georgia"/>
-          <w:sz w:val="22"/>
-          <w:szCs w:val="22"/>
-        </w:rPr>
-        <w:t xml:space="preserve">Sentora closed July as Morpho's largest single curator at 33.56% of combined V1+V2 curated TVL, overtaking Steakhouse Financial at 31.31%. At May 31 Sentora sat at 27.65%, behind Steakhouse.</w:t>
-      </w:r>
-    </w:p>
-    <w:p>
-      <w:pPr>
-        <w:spacing w:after="160"/>
-        <w:ind w:left="360"/>
-      </w:pPr>
-      <w:r>
-        <w:rPr>
-          <w:rFonts w:ascii="Georgia" w:cs="Georgia" w:eastAsia="Georgia" w:hAnsi="Georgia"/>
-          <w:i/>
-          <w:iCs/>
-          <w:color w:val="595959"/>
-          <w:sz w:val="18"/>
-          <w:szCs w:val="18"/>
-        </w:rPr>
-        <w:t xml:space="preserve">190 characters</w:t>
+        <w:t xml:space="preserve">Thread 1</w:t>
+      </w:r>
+    </w:p>
+    <w:p>
+      <w:pPr>
+        <w:shd w:fill="F7F4ED" w:val="clear"/>
+        <w:spacing w:after="120"/>
+        <w:ind w:left="360"/>
+      </w:pPr>
+      <w:r>
+        <w:rPr>
+          <w:rFonts w:ascii="Georgia" w:cs="Georgia" w:eastAsia="Georgia" w:hAnsi="Georgia"/>
+          <w:sz w:val="22"/>
+          <w:szCs w:val="22"/>
+        </w:rPr>
+        <w:t xml:space="preserve">Aave V3 added $649M of net constant-price deposits on Ethereum in July 2026, the only positive reading among the six largest lending protocols large enough to move the sector. The other five combined for −$96M. Strip out Aave V3 and the sector contracted.</w:t>
+      </w:r>
+    </w:p>
+    <w:p>
+      <w:pPr>
+        <w:spacing w:after="160"/>
+        <w:ind w:left="360"/>
+      </w:pPr>
+      <w:r>
+        <w:rPr>
+          <w:rFonts w:ascii="Georgia" w:cs="Georgia" w:eastAsia="Georgia" w:hAnsi="Georgia"/>
+          <w:i/>
+          <w:iCs/>
+          <w:color w:val="595959"/>
+          <w:sz w:val="18"/>
+          <w:szCs w:val="18"/>
+        </w:rPr>
+        <w:t xml:space="preserve">255 characters</w:t>
       </w:r>
     </w:p>
     <w:p>
@@ -570,39 +254,39 @@
           <w:sz w:val="22"/>
           <w:szCs w:val="22"/>
         </w:rPr>
-        <w:t xml:space="preserve">Thread 2</w:t>
-      </w:r>
-    </w:p>
-    <w:p>
-      <w:pPr>
-        <w:shd w:fill="F7F4ED" w:val="clear"/>
-        <w:spacing w:after="120"/>
-        <w:ind w:left="360"/>
-      </w:pPr>
-      <w:r>
-        <w:rPr>
-          <w:rFonts w:ascii="Georgia" w:cs="Georgia" w:eastAsia="Georgia" w:hAnsi="Georgia"/>
-          <w:sz w:val="22"/>
-          <w:szCs w:val="22"/>
-        </w:rPr>
-        <w:t xml:space="preserve">The crossover ran in two moves. May to June was a direct transfer: Sentora +358 bps, Steakhouse −191 bps. Share moved from the incumbent to the challenger.</w:t>
-      </w:r>
-    </w:p>
-    <w:p>
-      <w:pPr>
-        <w:spacing w:after="160"/>
-        <w:ind w:left="360"/>
-      </w:pPr>
-      <w:r>
-        <w:rPr>
-          <w:rFonts w:ascii="Georgia" w:cs="Georgia" w:eastAsia="Georgia" w:hAnsi="Georgia"/>
-          <w:i/>
-          <w:iCs/>
-          <w:color w:val="595959"/>
-          <w:sz w:val="18"/>
-          <w:szCs w:val="18"/>
-        </w:rPr>
-        <w:t xml:space="preserve">155 characters</w:t>
+        <w:t xml:space="preserve">Thread 1</w:t>
+      </w:r>
+    </w:p>
+    <w:p>
+      <w:pPr>
+        <w:shd w:fill="F7F4ED" w:val="clear"/>
+        <w:spacing w:after="120"/>
+        <w:ind w:left="360"/>
+      </w:pPr>
+      <w:r>
+        <w:rPr>
+          <w:rFonts w:ascii="Georgia" w:cs="Georgia" w:eastAsia="Georgia" w:hAnsi="Georgia"/>
+          <w:sz w:val="22"/>
+          <w:szCs w:val="22"/>
+        </w:rPr>
+        <w:t xml:space="preserve">The +$649M came through the collateral reserves. The stablecoin book drained over the same month: USDC −$20M, USDT −$62M, WETH −$29M. Against those, weETH +$285M, sUSDe +$145M, WBTC +$124M, wstETH +$113M, cbBTC +$63M.</w:t>
+      </w:r>
+    </w:p>
+    <w:p>
+      <w:pPr>
+        <w:spacing w:after="160"/>
+        <w:ind w:left="360"/>
+      </w:pPr>
+      <w:r>
+        <w:rPr>
+          <w:rFonts w:ascii="Georgia" w:cs="Georgia" w:eastAsia="Georgia" w:hAnsi="Georgia"/>
+          <w:i/>
+          <w:iCs/>
+          <w:color w:val="595959"/>
+          <w:sz w:val="18"/>
+          <w:szCs w:val="18"/>
+        </w:rPr>
+        <w:t xml:space="preserve">217 characters</w:t>
       </w:r>
     </w:p>
     <w:p>
@@ -628,39 +312,39 @@
           <w:sz w:val="22"/>
           <w:szCs w:val="22"/>
         </w:rPr>
-        <w:t xml:space="preserve">Thread 2</w:t>
-      </w:r>
-    </w:p>
-    <w:p>
-      <w:pPr>
-        <w:shd w:fill="F7F4ED" w:val="clear"/>
-        <w:spacing w:after="120"/>
-        <w:ind w:left="360"/>
-      </w:pPr>
-      <w:r>
-        <w:rPr>
-          <w:rFonts w:ascii="Georgia" w:cs="Georgia" w:eastAsia="Georgia" w:hAnsi="Georgia"/>
-          <w:sz w:val="22"/>
-          <w:szCs w:val="22"/>
-        </w:rPr>
-        <w:t xml:space="preserve">June to July was coincident growth: Sentora and Steakhouse both gained, together +447 bps, with the ground coming from the long tail rather than from each other. Across the full window Sentora added +591 bps, Steakhouse +23 bps net.</w:t>
-      </w:r>
-    </w:p>
-    <w:p>
-      <w:pPr>
-        <w:spacing w:after="160"/>
-        <w:ind w:left="360"/>
-      </w:pPr>
-      <w:r>
-        <w:rPr>
-          <w:rFonts w:ascii="Georgia" w:cs="Georgia" w:eastAsia="Georgia" w:hAnsi="Georgia"/>
-          <w:i/>
-          <w:iCs/>
-          <w:color w:val="595959"/>
-          <w:sz w:val="18"/>
-          <w:szCs w:val="18"/>
-        </w:rPr>
-        <w:t xml:space="preserve">232 characters</w:t>
+        <w:t xml:space="preserve">Thread 1</w:t>
+      </w:r>
+    </w:p>
+    <w:p>
+      <w:pPr>
+        <w:shd w:fill="F7F4ED" w:val="clear"/>
+        <w:spacing w:after="120"/>
+        <w:ind w:left="360"/>
+      </w:pPr>
+      <w:r>
+        <w:rPr>
+          <w:rFonts w:ascii="Georgia" w:cs="Georgia" w:eastAsia="Georgia" w:hAnsi="Georgia"/>
+          <w:sz w:val="22"/>
+          <w:szCs w:val="22"/>
+        </w:rPr>
+        <w:t xml:space="preserve">Inside the liquid restaking complex the flow was concentrated in weETH at +$285M, while rsETH shed $93M. The rsETH outflow was specific to that token and does not read as a broader restaking rotation.</w:t>
+      </w:r>
+    </w:p>
+    <w:p>
+      <w:pPr>
+        <w:spacing w:after="160"/>
+        <w:ind w:left="360"/>
+      </w:pPr>
+      <w:r>
+        <w:rPr>
+          <w:rFonts w:ascii="Georgia" w:cs="Georgia" w:eastAsia="Georgia" w:hAnsi="Georgia"/>
+          <w:i/>
+          <w:iCs/>
+          <w:color w:val="595959"/>
+          <w:sz w:val="18"/>
+          <w:szCs w:val="18"/>
+        </w:rPr>
+        <w:t xml:space="preserve">200 characters</w:t>
       </w:r>
     </w:p>
     <w:p>
@@ -686,39 +370,39 @@
           <w:sz w:val="22"/>
           <w:szCs w:val="22"/>
         </w:rPr>
-        <w:t xml:space="preserve">Thread 2</w:t>
-      </w:r>
-    </w:p>
-    <w:p>
-      <w:pPr>
-        <w:shd w:fill="F7F4ED" w:val="clear"/>
-        <w:spacing w:after="120"/>
-        <w:ind w:left="360"/>
-      </w:pPr>
-      <w:r>
-        <w:rPr>
-          <w:rFonts w:ascii="Georgia" w:cs="Georgia" w:eastAsia="Georgia" w:hAnsi="Georgia"/>
-          <w:sz w:val="22"/>
-          <w:szCs w:val="22"/>
-        </w:rPr>
-        <w:t xml:space="preserve">Gauntlet declined for a second straight month, 18.59% at May 31 to 13.02% at July 31, a 557 bps drop. Combined top-three curator share still rose, 74.6% to 77.9%.</w:t>
-      </w:r>
-    </w:p>
-    <w:p>
-      <w:pPr>
-        <w:spacing w:after="160"/>
-        <w:ind w:left="360"/>
-      </w:pPr>
-      <w:r>
-        <w:rPr>
-          <w:rFonts w:ascii="Georgia" w:cs="Georgia" w:eastAsia="Georgia" w:hAnsi="Georgia"/>
-          <w:i/>
-          <w:iCs/>
-          <w:color w:val="595959"/>
-          <w:sz w:val="18"/>
-          <w:szCs w:val="18"/>
-        </w:rPr>
-        <w:t xml:space="preserve">162 characters</w:t>
+        <w:t xml:space="preserve">Thread 1</w:t>
+      </w:r>
+    </w:p>
+    <w:p>
+      <w:pPr>
+        <w:shd w:fill="F7F4ED" w:val="clear"/>
+        <w:spacing w:after="120"/>
+        <w:ind w:left="360"/>
+      </w:pPr>
+      <w:r>
+        <w:rPr>
+          <w:rFonts w:ascii="Georgia" w:cs="Georgia" w:eastAsia="Georgia" w:hAnsi="Georgia"/>
+          <w:sz w:val="22"/>
+          <w:szCs w:val="22"/>
+        </w:rPr>
+        <w:t xml:space="preserve">Net stablecoin position on Aave V3 still grew about +$145M, but the growth was the USDe complex. sUSDe, USDe, USDTB, and Pendle sUSDe forwards drew inflow while USDC and USDT drained. Ethena's synthetic dollar is now a material stablecoin surface on the protocol.</w:t>
+      </w:r>
+    </w:p>
+    <w:p>
+      <w:pPr>
+        <w:spacing w:after="160"/>
+        <w:ind w:left="360"/>
+      </w:pPr>
+      <w:r>
+        <w:rPr>
+          <w:rFonts w:ascii="Georgia" w:cs="Georgia" w:eastAsia="Georgia" w:hAnsi="Georgia"/>
+          <w:i/>
+          <w:iCs/>
+          <w:color w:val="595959"/>
+          <w:sz w:val="18"/>
+          <w:szCs w:val="18"/>
+        </w:rPr>
+        <w:t xml:space="preserve">263 characters</w:t>
       </w:r>
     </w:p>
     <w:p>
@@ -744,39 +428,39 @@
           <w:sz w:val="22"/>
           <w:szCs w:val="22"/>
         </w:rPr>
-        <w:t xml:space="preserve">Thread 2</w:t>
-      </w:r>
-    </w:p>
-    <w:p>
-      <w:pPr>
-        <w:shd w:fill="F7F4ED" w:val="clear"/>
-        <w:spacing w:after="120"/>
-        <w:ind w:left="360"/>
-      </w:pPr>
-      <w:r>
-        <w:rPr>
-          <w:rFonts w:ascii="Georgia" w:cs="Georgia" w:eastAsia="Georgia" w:hAnsi="Georgia"/>
-          <w:sz w:val="22"/>
-          <w:szCs w:val="22"/>
-        </w:rPr>
-        <w:t xml:space="preserve">The three run structurally different books. Sentora: $741M across 3 concentrated V2 vaults. Steakhouse: $691M across 18 vaults split evenly V1/V2. Gauntlet: $287M across 22 vaults, 82% weighted to V1.</w:t>
-      </w:r>
-    </w:p>
-    <w:p>
-      <w:pPr>
-        <w:spacing w:after="160"/>
-        <w:ind w:left="360"/>
-      </w:pPr>
-      <w:r>
-        <w:rPr>
-          <w:rFonts w:ascii="Georgia" w:cs="Georgia" w:eastAsia="Georgia" w:hAnsi="Georgia"/>
-          <w:i/>
-          <w:iCs/>
-          <w:color w:val="595959"/>
-          <w:sz w:val="18"/>
-          <w:szCs w:val="18"/>
-        </w:rPr>
-        <w:t xml:space="preserve">200 characters</w:t>
+        <w:t xml:space="preserve">Thread 1</w:t>
+      </w:r>
+    </w:p>
+    <w:p>
+      <w:pPr>
+        <w:shd w:fill="F7F4ED" w:val="clear"/>
+        <w:spacing w:after="120"/>
+        <w:ind w:left="360"/>
+      </w:pPr>
+      <w:r>
+        <w:rPr>
+          <w:rFonts w:ascii="Georgia" w:cs="Georgia" w:eastAsia="Georgia" w:hAnsi="Georgia"/>
+          <w:sz w:val="22"/>
+          <w:szCs w:val="22"/>
+        </w:rPr>
+        <w:t xml:space="preserve">This is the second consecutive month of the same composition: collateral in, base stablecoins and ETH flat to negative. June ran the same shape, USDC down $162M against $845M of collateral.</w:t>
+      </w:r>
+    </w:p>
+    <w:p>
+      <w:pPr>
+        <w:spacing w:after="160"/>
+        <w:ind w:left="360"/>
+      </w:pPr>
+      <w:r>
+        <w:rPr>
+          <w:rFonts w:ascii="Georgia" w:cs="Georgia" w:eastAsia="Georgia" w:hAnsi="Georgia"/>
+          <w:i/>
+          <w:iCs/>
+          <w:color w:val="595959"/>
+          <w:sz w:val="18"/>
+          <w:szCs w:val="18"/>
+        </w:rPr>
+        <w:t xml:space="preserve">189 characters</w:t>
       </w:r>
     </w:p>
     <w:p>
@@ -802,39 +486,39 @@
           <w:sz w:val="22"/>
           <w:szCs w:val="22"/>
         </w:rPr>
-        <w:t xml:space="preserve">Thread 2</w:t>
-      </w:r>
-    </w:p>
-    <w:p>
-      <w:pPr>
-        <w:shd w:fill="F7F4ED" w:val="clear"/>
-        <w:spacing w:after="120"/>
-        <w:ind w:left="360"/>
-      </w:pPr>
-      <w:r>
-        <w:rPr>
-          <w:rFonts w:ascii="Georgia" w:cs="Georgia" w:eastAsia="Georgia" w:hAnsi="Georgia"/>
-          <w:sz w:val="22"/>
-          <w:szCs w:val="22"/>
-        </w:rPr>
-        <w:t xml:space="preserve">Morpho's combined V1+V2 HHI climbed to 2,337 at July 31 from 2,095 at June 30, a second consecutive monthly rise. The aggregate number reads as generic concentration; the composition is one V2-native curator consolidating while the incumbent holds mixed and the third retreats into legacy V1.</w:t>
-      </w:r>
-    </w:p>
-    <w:p>
-      <w:pPr>
-        <w:spacing w:after="160"/>
-        <w:ind w:left="360"/>
-      </w:pPr>
-      <w:r>
-        <w:rPr>
-          <w:rFonts w:ascii="Georgia" w:cs="Georgia" w:eastAsia="Georgia" w:hAnsi="Georgia"/>
-          <w:i/>
-          <w:iCs/>
-          <w:color w:val="595959"/>
-          <w:sz w:val="18"/>
-          <w:szCs w:val="18"/>
-        </w:rPr>
-        <w:t xml:space="preserve">292 characters</w:t>
+        <w:t xml:space="preserve">Thread 1</w:t>
+      </w:r>
+    </w:p>
+    <w:p>
+      <w:pPr>
+        <w:shd w:fill="F7F4ED" w:val="clear"/>
+        <w:spacing w:after="120"/>
+        <w:ind w:left="360"/>
+      </w:pPr>
+      <w:r>
+        <w:rPr>
+          <w:rFonts w:ascii="Georgia" w:cs="Georgia" w:eastAsia="Georgia" w:hAnsi="Georgia"/>
+          <w:sz w:val="22"/>
+          <w:szCs w:val="22"/>
+        </w:rPr>
+        <w:t xml:space="preserve">Aave V3's growth this cycle is a borrow-book story. Depositors supply collateral to borrow against; the 3.27% USDC supply rate, 33 bps under the 4-week T-bill, is not what draws them. Two months makes it a pattern.</w:t>
+      </w:r>
+    </w:p>
+    <w:p>
+      <w:pPr>
+        <w:spacing w:after="160"/>
+        <w:ind w:left="360"/>
+      </w:pPr>
+      <w:r>
+        <w:rPr>
+          <w:rFonts w:ascii="Georgia" w:cs="Georgia" w:eastAsia="Georgia" w:hAnsi="Georgia"/>
+          <w:i/>
+          <w:iCs/>
+          <w:color w:val="595959"/>
+          <w:sz w:val="18"/>
+          <w:szCs w:val="18"/>
+        </w:rPr>
+        <w:t xml:space="preserve">214 characters</w:t>
       </w:r>
     </w:p>
     <w:p>
@@ -860,65 +544,7 @@
           <w:sz w:val="22"/>
           <w:szCs w:val="22"/>
         </w:rPr>
-        <w:t xml:space="preserve">Thread 2</w:t>
-      </w:r>
-    </w:p>
-    <w:p>
-      <w:pPr>
-        <w:shd w:fill="F7F4ED" w:val="clear"/>
-        <w:spacing w:after="120"/>
-        <w:ind w:left="360"/>
-      </w:pPr>
-      <w:r>
-        <w:rPr>
-          <w:rFonts w:ascii="Georgia" w:cs="Georgia" w:eastAsia="Georgia" w:hAnsi="Georgia"/>
-          <w:sz w:val="22"/>
-          <w:szCs w:val="22"/>
-        </w:rPr>
-        <w:t xml:space="preserve">Two curators outside the top three grew in July, both V2-only: Sky Money to 5.46% ($121M) and Galaxy Curation to 3.60% ($79M). Growth on Morpho's vault surface is landing in V2.</w:t>
-      </w:r>
-    </w:p>
-    <w:p>
-      <w:pPr>
-        <w:spacing w:after="160"/>
-        <w:ind w:left="360"/>
-      </w:pPr>
-      <w:r>
-        <w:rPr>
-          <w:rFonts w:ascii="Georgia" w:cs="Georgia" w:eastAsia="Georgia" w:hAnsi="Georgia"/>
-          <w:i/>
-          <w:iCs/>
-          <w:color w:val="595959"/>
-          <w:sz w:val="18"/>
-          <w:szCs w:val="18"/>
-        </w:rPr>
-        <w:t xml:space="preserve">177 characters</w:t>
-      </w:r>
-    </w:p>
-    <w:p>
-      <w:pPr>
-        <w:spacing w:after="120" w:before="280"/>
-      </w:pPr>
-      <w:r>
-        <w:rPr>
-          <w:rFonts w:ascii="Georgia" w:cs="Georgia" w:eastAsia="Georgia" w:hAnsi="Georgia"/>
-          <w:b/>
-          <w:bCs/>
-          <w:color w:val="C5511A"/>
-          <w:sz w:val="22"/>
-          <w:szCs w:val="22"/>
-        </w:rPr>
-        <w:t xml:space="preserve">T8  </w:t>
-      </w:r>
-      <w:r>
-        <w:rPr>
-          <w:rFonts w:ascii="Georgia" w:cs="Georgia" w:eastAsia="Georgia" w:hAnsi="Georgia"/>
-          <w:b/>
-          <w:bCs/>
-          <w:sz w:val="22"/>
-          <w:szCs w:val="22"/>
-        </w:rPr>
-        <w:t xml:space="preserve">Thread 2 (link)</w:t>
+        <w:t xml:space="preserve">Thread 1 (link)</w:t>
       </w:r>
     </w:p>
     <w:p>
@@ -982,7 +608,7 @@
           <w:sz w:val="32"/>
           <w:szCs w:val="32"/>
         </w:rPr>
-        <w:t xml:space="preserve">Thread 3: SparkLend's stablecoin rates move with Sky governance</w:t>
+        <w:t xml:space="preserve">Thread 2: Sentora overtook Steakhouse on Morpho</w:t>
       </w:r>
     </w:p>
     <w:p>
@@ -1008,54 +634,39 @@
           <w:sz w:val="22"/>
           <w:szCs w:val="22"/>
         </w:rPr>
-        <w:t xml:space="preserve">Thread 3</w:t>
-      </w:r>
-    </w:p>
-    <w:p>
-      <w:pPr>
-        <w:shd w:fill="F7F4ED" w:val="clear"/>
-        <w:spacing w:after="120"/>
-        <w:ind w:left="360"/>
-      </w:pPr>
-      <w:r>
-        <w:rPr>
-          <w:rFonts w:ascii="Georgia" w:cs="Georgia" w:eastAsia="Georgia" w:hAnsi="Georgia"/>
-          <w:sz w:val="22"/>
-          <w:szCs w:val="22"/>
-        </w:rPr>
-        <w:t xml:space="preserve">On July 23 at 14:43 UTC, Sky's weekly Atlas Edit executive spell executed on-chain and cut the Sky Base Rate from 3.90% to 3.72%, an 18 bps step. SparkLend's USDC retail borrow rate stepped from 4.42% to 4.28% in the same cycle.</w:t>
-      </w:r>
-    </w:p>
-    <w:p>
-      <w:pPr>
-        <w:shd w:fill="F7F4ED" w:val="clear"/>
-        <w:spacing w:after="120"/>
-        <w:ind w:left="360"/>
-      </w:pPr>
-      <w:r>
-        <w:rPr>
-          <w:rFonts w:ascii="Georgia" w:cs="Georgia" w:eastAsia="Georgia" w:hAnsi="Georgia"/>
-          <w:sz w:val="22"/>
-          <w:szCs w:val="22"/>
-        </w:rPr>
-        <w:t xml:space="preserve">tx 0x12435f652eeb08f9de4f4b6402a88de38ac092aef2a6656c87ed0be2f6f6619b</w:t>
-      </w:r>
-    </w:p>
-    <w:p>
-      <w:pPr>
-        <w:spacing w:after="160"/>
-        <w:ind w:left="360"/>
-      </w:pPr>
-      <w:r>
-        <w:rPr>
-          <w:rFonts w:ascii="Georgia" w:cs="Georgia" w:eastAsia="Georgia" w:hAnsi="Georgia"/>
-          <w:i/>
-          <w:iCs/>
-          <w:color w:val="595959"/>
-          <w:sz w:val="18"/>
-          <w:szCs w:val="18"/>
-        </w:rPr>
-        <w:t xml:space="preserve">299 characters</w:t>
+        <w:t xml:space="preserve">Thread 2</w:t>
+      </w:r>
+    </w:p>
+    <w:p>
+      <w:pPr>
+        <w:shd w:fill="F7F4ED" w:val="clear"/>
+        <w:spacing w:after="120"/>
+        <w:ind w:left="360"/>
+      </w:pPr>
+      <w:r>
+        <w:rPr>
+          <w:rFonts w:ascii="Georgia" w:cs="Georgia" w:eastAsia="Georgia" w:hAnsi="Georgia"/>
+          <w:sz w:val="22"/>
+          <w:szCs w:val="22"/>
+        </w:rPr>
+        <w:t xml:space="preserve">Sentora closed July as Morpho's largest single curator on Ethereum at 33.56% of combined V1+V2 curated TVL, overtaking Steakhouse Financial at 31.31%. At May 31 Sentora sat at 27.65%, behind Steakhouse.</w:t>
+      </w:r>
+    </w:p>
+    <w:p>
+      <w:pPr>
+        <w:spacing w:after="160"/>
+        <w:ind w:left="360"/>
+      </w:pPr>
+      <w:r>
+        <w:rPr>
+          <w:rFonts w:ascii="Georgia" w:cs="Georgia" w:eastAsia="Georgia" w:hAnsi="Georgia"/>
+          <w:i/>
+          <w:iCs/>
+          <w:color w:val="595959"/>
+          <w:sz w:val="18"/>
+          <w:szCs w:val="18"/>
+        </w:rPr>
+        <w:t xml:space="preserve">202 characters</w:t>
       </w:r>
     </w:p>
     <w:p>
@@ -1081,39 +692,39 @@
           <w:sz w:val="22"/>
           <w:szCs w:val="22"/>
         </w:rPr>
-        <w:t xml:space="preserve">Thread 3</w:t>
-      </w:r>
-    </w:p>
-    <w:p>
-      <w:pPr>
-        <w:shd w:fill="F7F4ED" w:val="clear"/>
-        <w:spacing w:after="120"/>
-        <w:ind w:left="360"/>
-      </w:pPr>
-      <w:r>
-        <w:rPr>
-          <w:rFonts w:ascii="Georgia" w:cs="Georgia" w:eastAsia="Georgia" w:hAnsi="Georgia"/>
-          <w:sz w:val="22"/>
-          <w:szCs w:val="22"/>
-        </w:rPr>
-        <w:t xml:space="preserve">Five of SparkLend's 18 reserves price their borrow rate from that Base Rate rather than from pool utilization. All five are stablecoins: DAI, USDC, USDT, USDS, PYUSD. All five stepped roughly 18 bps on July 23.</w:t>
-      </w:r>
-    </w:p>
-    <w:p>
-      <w:pPr>
-        <w:spacing w:after="160"/>
-        <w:ind w:left="360"/>
-      </w:pPr>
-      <w:r>
-        <w:rPr>
-          <w:rFonts w:ascii="Georgia" w:cs="Georgia" w:eastAsia="Georgia" w:hAnsi="Georgia"/>
-          <w:i/>
-          <w:iCs/>
-          <w:color w:val="595959"/>
-          <w:sz w:val="18"/>
-          <w:szCs w:val="18"/>
-        </w:rPr>
-        <w:t xml:space="preserve">210 characters</w:t>
+        <w:t xml:space="preserve">Thread 2</w:t>
+      </w:r>
+    </w:p>
+    <w:p>
+      <w:pPr>
+        <w:shd w:fill="F7F4ED" w:val="clear"/>
+        <w:spacing w:after="120"/>
+        <w:ind w:left="360"/>
+      </w:pPr>
+      <w:r>
+        <w:rPr>
+          <w:rFonts w:ascii="Georgia" w:cs="Georgia" w:eastAsia="Georgia" w:hAnsi="Georgia"/>
+          <w:sz w:val="22"/>
+          <w:szCs w:val="22"/>
+        </w:rPr>
+        <w:t xml:space="preserve">The crossover ran in two moves. May to June was a direct transfer: Sentora +358 bps, Steakhouse −191 bps. Share moved from the incumbent to the challenger.</w:t>
+      </w:r>
+    </w:p>
+    <w:p>
+      <w:pPr>
+        <w:spacing w:after="160"/>
+        <w:ind w:left="360"/>
+      </w:pPr>
+      <w:r>
+        <w:rPr>
+          <w:rFonts w:ascii="Georgia" w:cs="Georgia" w:eastAsia="Georgia" w:hAnsi="Georgia"/>
+          <w:i/>
+          <w:iCs/>
+          <w:color w:val="595959"/>
+          <w:sz w:val="18"/>
+          <w:szCs w:val="18"/>
+        </w:rPr>
+        <w:t xml:space="preserve">155 characters</w:t>
       </w:r>
     </w:p>
     <w:p>
@@ -1139,39 +750,39 @@
           <w:sz w:val="22"/>
           <w:szCs w:val="22"/>
         </w:rPr>
-        <w:t xml:space="preserve">Thread 3</w:t>
-      </w:r>
-    </w:p>
-    <w:p>
-      <w:pPr>
-        <w:shd w:fill="F7F4ED" w:val="clear"/>
-        <w:spacing w:after="120"/>
-        <w:ind w:left="360"/>
-      </w:pPr>
-      <w:r>
-        <w:rPr>
-          <w:rFonts w:ascii="Georgia" w:cs="Georgia" w:eastAsia="Georgia" w:hAnsi="Georgia"/>
-          <w:sz w:val="22"/>
-          <w:szCs w:val="22"/>
-        </w:rPr>
-        <w:t xml:space="preserve">On-chain, the five point their variable-rate model at a single Sky-linked rate source at 0x57027B62, which references sUSDS and derives from the Sky Base Rate. The Base Rate is the wholesale cost of the USDS inventory SparkLend lends against as a Sky Agent.</w:t>
-      </w:r>
-    </w:p>
-    <w:p>
-      <w:pPr>
-        <w:spacing w:after="160"/>
-        <w:ind w:left="360"/>
-      </w:pPr>
-      <w:r>
-        <w:rPr>
-          <w:rFonts w:ascii="Georgia" w:cs="Georgia" w:eastAsia="Georgia" w:hAnsi="Georgia"/>
-          <w:i/>
-          <w:iCs/>
-          <w:color w:val="595959"/>
-          <w:sz w:val="18"/>
-          <w:szCs w:val="18"/>
-        </w:rPr>
-        <w:t xml:space="preserve">257 characters</w:t>
+        <w:t xml:space="preserve">Thread 2</w:t>
+      </w:r>
+    </w:p>
+    <w:p>
+      <w:pPr>
+        <w:shd w:fill="F7F4ED" w:val="clear"/>
+        <w:spacing w:after="120"/>
+        <w:ind w:left="360"/>
+      </w:pPr>
+      <w:r>
+        <w:rPr>
+          <w:rFonts w:ascii="Georgia" w:cs="Georgia" w:eastAsia="Georgia" w:hAnsi="Georgia"/>
+          <w:sz w:val="22"/>
+          <w:szCs w:val="22"/>
+        </w:rPr>
+        <w:t xml:space="preserve">June to July was coincident growth: Sentora and Steakhouse both gained, together +447 bps, with the ground coming from the long tail rather than from each other. Across the full window Sentora added +591 bps, Steakhouse +23 bps net.</w:t>
+      </w:r>
+    </w:p>
+    <w:p>
+      <w:pPr>
+        <w:spacing w:after="160"/>
+        <w:ind w:left="360"/>
+      </w:pPr>
+      <w:r>
+        <w:rPr>
+          <w:rFonts w:ascii="Georgia" w:cs="Georgia" w:eastAsia="Georgia" w:hAnsi="Georgia"/>
+          <w:i/>
+          <w:iCs/>
+          <w:color w:val="595959"/>
+          <w:sz w:val="18"/>
+          <w:szCs w:val="18"/>
+        </w:rPr>
+        <w:t xml:space="preserve">232 characters</w:t>
       </w:r>
     </w:p>
     <w:p>
@@ -1197,39 +808,39 @@
           <w:sz w:val="22"/>
           <w:szCs w:val="22"/>
         </w:rPr>
-        <w:t xml:space="preserve">Thread 3</w:t>
-      </w:r>
-    </w:p>
-    <w:p>
-      <w:pPr>
-        <w:shd w:fill="F7F4ED" w:val="clear"/>
-        <w:spacing w:after="120"/>
-        <w:ind w:left="360"/>
-      </w:pPr>
-      <w:r>
-        <w:rPr>
-          <w:rFonts w:ascii="Georgia" w:cs="Georgia" w:eastAsia="Georgia" w:hAnsi="Georgia"/>
-          <w:sz w:val="22"/>
-          <w:szCs w:val="22"/>
-        </w:rPr>
-        <w:t xml:space="preserve">None of SparkLend's other 13 reserves moved on July 23. The collateral book, WETH, wstETH, WBTC, weETH and the rest, clears on standard Aave-shape utilization curves. SparkLend is a hybrid: a Sky-priced stablecoin book on an Aave-style collateral book.</w:t>
-      </w:r>
-    </w:p>
-    <w:p>
-      <w:pPr>
-        <w:spacing w:after="160"/>
-        <w:ind w:left="360"/>
-      </w:pPr>
-      <w:r>
-        <w:rPr>
-          <w:rFonts w:ascii="Georgia" w:cs="Georgia" w:eastAsia="Georgia" w:hAnsi="Georgia"/>
-          <w:i/>
-          <w:iCs/>
-          <w:color w:val="595959"/>
-          <w:sz w:val="18"/>
-          <w:szCs w:val="18"/>
-        </w:rPr>
-        <w:t xml:space="preserve">252 characters</w:t>
+        <w:t xml:space="preserve">Thread 2</w:t>
+      </w:r>
+    </w:p>
+    <w:p>
+      <w:pPr>
+        <w:shd w:fill="F7F4ED" w:val="clear"/>
+        <w:spacing w:after="120"/>
+        <w:ind w:left="360"/>
+      </w:pPr>
+      <w:r>
+        <w:rPr>
+          <w:rFonts w:ascii="Georgia" w:cs="Georgia" w:eastAsia="Georgia" w:hAnsi="Georgia"/>
+          <w:sz w:val="22"/>
+          <w:szCs w:val="22"/>
+        </w:rPr>
+        <w:t xml:space="preserve">Gauntlet declined for a second straight month, 18.59% at May 31 to 13.02% at July 31, a 557 bps drop. Combined top-three curator share still rose, 74.6% to 77.9%.</w:t>
+      </w:r>
+    </w:p>
+    <w:p>
+      <w:pPr>
+        <w:spacing w:after="160"/>
+        <w:ind w:left="360"/>
+      </w:pPr>
+      <w:r>
+        <w:rPr>
+          <w:rFonts w:ascii="Georgia" w:cs="Georgia" w:eastAsia="Georgia" w:hAnsi="Georgia"/>
+          <w:i/>
+          <w:iCs/>
+          <w:color w:val="595959"/>
+          <w:sz w:val="18"/>
+          <w:szCs w:val="18"/>
+        </w:rPr>
+        <w:t xml:space="preserve">162 characters</w:t>
       </w:r>
     </w:p>
     <w:p>
@@ -1255,39 +866,39 @@
           <w:sz w:val="22"/>
           <w:szCs w:val="22"/>
         </w:rPr>
-        <w:t xml:space="preserve">Thread 3</w:t>
-      </w:r>
-    </w:p>
-    <w:p>
-      <w:pPr>
-        <w:shd w:fill="F7F4ED" w:val="clear"/>
-        <w:spacing w:after="120"/>
-        <w:ind w:left="360"/>
-      </w:pPr>
-      <w:r>
-        <w:rPr>
-          <w:rFonts w:ascii="Georgia" w:cs="Georgia" w:eastAsia="Georgia" w:hAnsi="Georgia"/>
-          <w:sz w:val="22"/>
-          <w:szCs w:val="22"/>
-        </w:rPr>
-        <w:t xml:space="preserve">An earlier step on July 6 cut USDC from 4.61% to 4.42%, but the Base Rate held and the other four Sky-linked stablecoins did not move. July 6 was SparkLend compressing its own markup; July 23 was Sky cutting the wholesale rate. The markup narrowed from 0.71 pp to 0.56 pp.</w:t>
-      </w:r>
-    </w:p>
-    <w:p>
-      <w:pPr>
-        <w:spacing w:after="160"/>
-        <w:ind w:left="360"/>
-      </w:pPr>
-      <w:r>
-        <w:rPr>
-          <w:rFonts w:ascii="Georgia" w:cs="Georgia" w:eastAsia="Georgia" w:hAnsi="Georgia"/>
-          <w:i/>
-          <w:iCs/>
-          <w:color w:val="595959"/>
-          <w:sz w:val="18"/>
-          <w:szCs w:val="18"/>
-        </w:rPr>
-        <w:t xml:space="preserve">272 characters</w:t>
+        <w:t xml:space="preserve">Thread 2</w:t>
+      </w:r>
+    </w:p>
+    <w:p>
+      <w:pPr>
+        <w:shd w:fill="F7F4ED" w:val="clear"/>
+        <w:spacing w:after="120"/>
+        <w:ind w:left="360"/>
+      </w:pPr>
+      <w:r>
+        <w:rPr>
+          <w:rFonts w:ascii="Georgia" w:cs="Georgia" w:eastAsia="Georgia" w:hAnsi="Georgia"/>
+          <w:sz w:val="22"/>
+          <w:szCs w:val="22"/>
+        </w:rPr>
+        <w:t xml:space="preserve">The three run structurally different books. Sentora: $741M across 3 concentrated V2 vaults. Steakhouse: $691M across 18 vaults split evenly V1/V2. Gauntlet: $287M across 22 vaults, 82% weighted to V1.</w:t>
+      </w:r>
+    </w:p>
+    <w:p>
+      <w:pPr>
+        <w:spacing w:after="160"/>
+        <w:ind w:left="360"/>
+      </w:pPr>
+      <w:r>
+        <w:rPr>
+          <w:rFonts w:ascii="Georgia" w:cs="Georgia" w:eastAsia="Georgia" w:hAnsi="Georgia"/>
+          <w:i/>
+          <w:iCs/>
+          <w:color w:val="595959"/>
+          <w:sz w:val="18"/>
+          <w:szCs w:val="18"/>
+        </w:rPr>
+        <w:t xml:space="preserve">200 characters</w:t>
       </w:r>
     </w:p>
     <w:p>
@@ -1313,39 +924,39 @@
           <w:sz w:val="22"/>
           <w:szCs w:val="22"/>
         </w:rPr>
-        <w:t xml:space="preserve">Thread 3</w:t>
-      </w:r>
-    </w:p>
-    <w:p>
-      <w:pPr>
-        <w:shd w:fill="F7F4ED" w:val="clear"/>
-        <w:spacing w:after="120"/>
-        <w:ind w:left="360"/>
-      </w:pPr>
-      <w:r>
-        <w:rPr>
-          <w:rFonts w:ascii="Georgia" w:cs="Georgia" w:eastAsia="Georgia" w:hAnsi="Georgia"/>
-          <w:sz w:val="22"/>
-          <w:szCs w:val="22"/>
-        </w:rPr>
-        <w:t xml:space="preserve">The implication is for cross-protocol rate reads. Aave V3, Fluid, Compound V3, and Euler V2 set USDC rates on utilization. SparkLend's stablecoin book does not. Fluid's 4.66% USDC supply APY and SparkLend's 3.47% are set by different mechanisms and are not a like-for-like comparison.</w:t>
-      </w:r>
-    </w:p>
-    <w:p>
-      <w:pPr>
-        <w:spacing w:after="160"/>
-        <w:ind w:left="360"/>
-      </w:pPr>
-      <w:r>
-        <w:rPr>
-          <w:rFonts w:ascii="Georgia" w:cs="Georgia" w:eastAsia="Georgia" w:hAnsi="Georgia"/>
-          <w:i/>
-          <w:iCs/>
-          <w:color w:val="595959"/>
-          <w:sz w:val="18"/>
-          <w:szCs w:val="18"/>
-        </w:rPr>
-        <w:t xml:space="preserve">284 characters</w:t>
+        <w:t xml:space="preserve">Thread 2</w:t>
+      </w:r>
+    </w:p>
+    <w:p>
+      <w:pPr>
+        <w:shd w:fill="F7F4ED" w:val="clear"/>
+        <w:spacing w:after="120"/>
+        <w:ind w:left="360"/>
+      </w:pPr>
+      <w:r>
+        <w:rPr>
+          <w:rFonts w:ascii="Georgia" w:cs="Georgia" w:eastAsia="Georgia" w:hAnsi="Georgia"/>
+          <w:sz w:val="22"/>
+          <w:szCs w:val="22"/>
+        </w:rPr>
+        <w:t xml:space="preserve">Morpho's combined V1+V2 HHI climbed to 2,337 at July 31 from 2,095 at June 30, a second consecutive monthly rise. The aggregate number reads as generic concentration; the composition is one V2-native curator consolidating while the incumbent holds mixed and the third retreats into legacy V1.</w:t>
+      </w:r>
+    </w:p>
+    <w:p>
+      <w:pPr>
+        <w:spacing w:after="160"/>
+        <w:ind w:left="360"/>
+      </w:pPr>
+      <w:r>
+        <w:rPr>
+          <w:rFonts w:ascii="Georgia" w:cs="Georgia" w:eastAsia="Georgia" w:hAnsi="Georgia"/>
+          <w:i/>
+          <w:iCs/>
+          <w:color w:val="595959"/>
+          <w:sz w:val="18"/>
+          <w:szCs w:val="18"/>
+        </w:rPr>
+        <w:t xml:space="preserve">292 characters</w:t>
       </w:r>
     </w:p>
     <w:p>
@@ -1371,7 +982,65 @@
           <w:sz w:val="22"/>
           <w:szCs w:val="22"/>
         </w:rPr>
-        <w:t xml:space="preserve">Thread 3 (link)</w:t>
+        <w:t xml:space="preserve">Thread 2</w:t>
+      </w:r>
+    </w:p>
+    <w:p>
+      <w:pPr>
+        <w:shd w:fill="F7F4ED" w:val="clear"/>
+        <w:spacing w:after="120"/>
+        <w:ind w:left="360"/>
+      </w:pPr>
+      <w:r>
+        <w:rPr>
+          <w:rFonts w:ascii="Georgia" w:cs="Georgia" w:eastAsia="Georgia" w:hAnsi="Georgia"/>
+          <w:sz w:val="22"/>
+          <w:szCs w:val="22"/>
+        </w:rPr>
+        <w:t xml:space="preserve">The crossover is an Ethereum story. Across the full Morpho landscape today, all chains included, Steakhouse Financial remains the largest curator at roughly $2.3B against Sentora's $790M, carried by a $1.2B Base book. Sentora's book sits almost entirely on Ethereum.</w:t>
+      </w:r>
+    </w:p>
+    <w:p>
+      <w:pPr>
+        <w:spacing w:after="160"/>
+        <w:ind w:left="360"/>
+      </w:pPr>
+      <w:r>
+        <w:rPr>
+          <w:rFonts w:ascii="Georgia" w:cs="Georgia" w:eastAsia="Georgia" w:hAnsi="Georgia"/>
+          <w:i/>
+          <w:iCs/>
+          <w:color w:val="595959"/>
+          <w:sz w:val="18"/>
+          <w:szCs w:val="18"/>
+        </w:rPr>
+        <w:t xml:space="preserve">266 characters</w:t>
+      </w:r>
+    </w:p>
+    <w:p>
+      <w:pPr>
+        <w:spacing w:after="120" w:before="280"/>
+      </w:pPr>
+      <w:r>
+        <w:rPr>
+          <w:rFonts w:ascii="Georgia" w:cs="Georgia" w:eastAsia="Georgia" w:hAnsi="Georgia"/>
+          <w:b/>
+          <w:bCs/>
+          <w:color w:val="C5511A"/>
+          <w:sz w:val="22"/>
+          <w:szCs w:val="22"/>
+        </w:rPr>
+        <w:t xml:space="preserve">T8  </w:t>
+      </w:r>
+      <w:r>
+        <w:rPr>
+          <w:rFonts w:ascii="Georgia" w:cs="Georgia" w:eastAsia="Georgia" w:hAnsi="Georgia"/>
+          <w:b/>
+          <w:bCs/>
+          <w:sz w:val="22"/>
+          <w:szCs w:val="22"/>
+        </w:rPr>
+        <w:t xml:space="preserve">Thread 2 (link)</w:t>
       </w:r>
     </w:p>
     <w:p>

--- a/content/reports/distribution/Issue_004_Datum_Labs_Twitter.docx
+++ b/content/reports/distribution/Issue_004_Datum_Labs_Twitter.docx
@@ -8,7 +8,7 @@
       </w:pPr>
       <w:r>
         <w:rPr>
-          <w:rFonts w:ascii="Georgia" w:cs="Georgia" w:eastAsia="Georgia" w:hAnsi="Georgia"/>
+          <w:rFonts w:ascii="Cambria" w:cs="Cambria" w:eastAsia="Cambria" w:hAnsi="Cambria"/>
           <w:b/>
           <w:bCs/>
           <w:color w:val="0E1B2C"/>
@@ -24,7 +24,7 @@
       </w:pPr>
       <w:r>
         <w:rPr>
-          <w:rFonts w:ascii="Georgia" w:cs="Georgia" w:eastAsia="Georgia" w:hAnsi="Georgia"/>
+          <w:rFonts w:ascii="Cambria" w:cs="Cambria" w:eastAsia="Cambria" w:hAnsi="Cambria"/>
           <w:i/>
           <w:iCs/>
           <w:color w:val="595959"/>
@@ -41,7 +41,7 @@
       </w:pPr>
       <w:r>
         <w:rPr>
-          <w:rFonts w:ascii="Georgia" w:cs="Georgia" w:eastAsia="Georgia" w:hAnsi="Georgia"/>
+          <w:rFonts w:ascii="Cambria" w:cs="Cambria" w:eastAsia="Cambria" w:hAnsi="Cambria"/>
           <w:b/>
           <w:bCs/>
           <w:color w:val="0E1B2C"/>
@@ -57,7 +57,7 @@
       </w:pPr>
       <w:r>
         <w:rPr>
-          <w:rFonts w:ascii="Georgia" w:cs="Georgia" w:eastAsia="Georgia" w:hAnsi="Georgia"/>
+          <w:rFonts w:ascii="Cambria" w:cs="Cambria" w:eastAsia="Cambria" w:hAnsi="Cambria"/>
           <w:i/>
           <w:iCs/>
           <w:color w:val="595959"/>
@@ -73,7 +73,7 @@
       </w:pPr>
       <w:r>
         <w:rPr>
-          <w:rFonts w:ascii="Georgia" w:cs="Georgia" w:eastAsia="Georgia" w:hAnsi="Georgia"/>
+          <w:rFonts w:ascii="Cambria" w:cs="Cambria" w:eastAsia="Cambria" w:hAnsi="Cambria"/>
           <w:b/>
           <w:bCs/>
           <w:color w:val="C5511A"/>
@@ -84,7 +84,7 @@
       </w:r>
       <w:r>
         <w:rPr>
-          <w:rFonts w:ascii="Georgia" w:cs="Georgia" w:eastAsia="Georgia" w:hAnsi="Georgia"/>
+          <w:rFonts w:ascii="Cambria" w:cs="Cambria" w:eastAsia="Cambria" w:hAnsi="Cambria"/>
           <w:b/>
           <w:bCs/>
           <w:sz w:val="22"/>
@@ -101,7 +101,7 @@
       </w:pPr>
       <w:r>
         <w:rPr>
-          <w:rFonts w:ascii="Georgia" w:cs="Georgia" w:eastAsia="Georgia" w:hAnsi="Georgia"/>
+          <w:rFonts w:ascii="Cambria" w:cs="Cambria" w:eastAsia="Cambria" w:hAnsi="Cambria"/>
           <w:sz w:val="22"/>
           <w:szCs w:val="22"/>
         </w:rPr>
@@ -116,7 +116,7 @@
       </w:pPr>
       <w:r>
         <w:rPr>
-          <w:rFonts w:ascii="Georgia" w:cs="Georgia" w:eastAsia="Georgia" w:hAnsi="Georgia"/>
+          <w:rFonts w:ascii="Cambria" w:cs="Cambria" w:eastAsia="Cambria" w:hAnsi="Cambria"/>
           <w:sz w:val="22"/>
           <w:szCs w:val="22"/>
         </w:rPr>
@@ -131,7 +131,7 @@
       </w:pPr>
       <w:r>
         <w:rPr>
-          <w:rFonts w:ascii="Georgia" w:cs="Georgia" w:eastAsia="Georgia" w:hAnsi="Georgia"/>
+          <w:rFonts w:ascii="Cambria" w:cs="Cambria" w:eastAsia="Cambria" w:hAnsi="Cambria"/>
           <w:sz w:val="22"/>
           <w:szCs w:val="22"/>
         </w:rPr>
@@ -146,7 +146,7 @@
       </w:pPr>
       <w:r>
         <w:rPr>
-          <w:rFonts w:ascii="Georgia" w:cs="Georgia" w:eastAsia="Georgia" w:hAnsi="Georgia"/>
+          <w:rFonts w:ascii="Cambria" w:cs="Cambria" w:eastAsia="Cambria" w:hAnsi="Cambria"/>
           <w:i/>
           <w:iCs/>
           <w:color w:val="595959"/>
@@ -163,7 +163,7 @@
       </w:pPr>
       <w:r>
         <w:rPr>
-          <w:rFonts w:ascii="Georgia" w:cs="Georgia" w:eastAsia="Georgia" w:hAnsi="Georgia"/>
+          <w:rFonts w:ascii="Cambria" w:cs="Cambria" w:eastAsia="Cambria" w:hAnsi="Cambria"/>
           <w:b/>
           <w:bCs/>
           <w:color w:val="0E1B2C"/>
@@ -179,7 +179,7 @@
       </w:pPr>
       <w:r>
         <w:rPr>
-          <w:rFonts w:ascii="Georgia" w:cs="Georgia" w:eastAsia="Georgia" w:hAnsi="Georgia"/>
+          <w:rFonts w:ascii="Cambria" w:cs="Cambria" w:eastAsia="Cambria" w:hAnsi="Cambria"/>
           <w:b/>
           <w:bCs/>
           <w:color w:val="C5511A"/>
@@ -190,7 +190,7 @@
       </w:r>
       <w:r>
         <w:rPr>
-          <w:rFonts w:ascii="Georgia" w:cs="Georgia" w:eastAsia="Georgia" w:hAnsi="Georgia"/>
+          <w:rFonts w:ascii="Cambria" w:cs="Cambria" w:eastAsia="Cambria" w:hAnsi="Cambria"/>
           <w:b/>
           <w:bCs/>
           <w:sz w:val="22"/>
@@ -207,7 +207,7 @@
       </w:pPr>
       <w:r>
         <w:rPr>
-          <w:rFonts w:ascii="Georgia" w:cs="Georgia" w:eastAsia="Georgia" w:hAnsi="Georgia"/>
+          <w:rFonts w:ascii="Cambria" w:cs="Cambria" w:eastAsia="Cambria" w:hAnsi="Cambria"/>
           <w:sz w:val="22"/>
           <w:szCs w:val="22"/>
         </w:rPr>
@@ -221,7 +221,7 @@
       </w:pPr>
       <w:r>
         <w:rPr>
-          <w:rFonts w:ascii="Georgia" w:cs="Georgia" w:eastAsia="Georgia" w:hAnsi="Georgia"/>
+          <w:rFonts w:ascii="Cambria" w:cs="Cambria" w:eastAsia="Cambria" w:hAnsi="Cambria"/>
           <w:i/>
           <w:iCs/>
           <w:color w:val="595959"/>
@@ -237,7 +237,7 @@
       </w:pPr>
       <w:r>
         <w:rPr>
-          <w:rFonts w:ascii="Georgia" w:cs="Georgia" w:eastAsia="Georgia" w:hAnsi="Georgia"/>
+          <w:rFonts w:ascii="Cambria" w:cs="Cambria" w:eastAsia="Cambria" w:hAnsi="Cambria"/>
           <w:b/>
           <w:bCs/>
           <w:color w:val="C5511A"/>
@@ -248,7 +248,7 @@
       </w:r>
       <w:r>
         <w:rPr>
-          <w:rFonts w:ascii="Georgia" w:cs="Georgia" w:eastAsia="Georgia" w:hAnsi="Georgia"/>
+          <w:rFonts w:ascii="Cambria" w:cs="Cambria" w:eastAsia="Cambria" w:hAnsi="Cambria"/>
           <w:b/>
           <w:bCs/>
           <w:sz w:val="22"/>
@@ -265,7 +265,7 @@
       </w:pPr>
       <w:r>
         <w:rPr>
-          <w:rFonts w:ascii="Georgia" w:cs="Georgia" w:eastAsia="Georgia" w:hAnsi="Georgia"/>
+          <w:rFonts w:ascii="Cambria" w:cs="Cambria" w:eastAsia="Cambria" w:hAnsi="Cambria"/>
           <w:sz w:val="22"/>
           <w:szCs w:val="22"/>
         </w:rPr>
@@ -279,7 +279,7 @@
       </w:pPr>
       <w:r>
         <w:rPr>
-          <w:rFonts w:ascii="Georgia" w:cs="Georgia" w:eastAsia="Georgia" w:hAnsi="Georgia"/>
+          <w:rFonts w:ascii="Cambria" w:cs="Cambria" w:eastAsia="Cambria" w:hAnsi="Cambria"/>
           <w:i/>
           <w:iCs/>
           <w:color w:val="595959"/>
@@ -295,7 +295,7 @@
       </w:pPr>
       <w:r>
         <w:rPr>
-          <w:rFonts w:ascii="Georgia" w:cs="Georgia" w:eastAsia="Georgia" w:hAnsi="Georgia"/>
+          <w:rFonts w:ascii="Cambria" w:cs="Cambria" w:eastAsia="Cambria" w:hAnsi="Cambria"/>
           <w:b/>
           <w:bCs/>
           <w:color w:val="C5511A"/>
@@ -306,7 +306,7 @@
       </w:r>
       <w:r>
         <w:rPr>
-          <w:rFonts w:ascii="Georgia" w:cs="Georgia" w:eastAsia="Georgia" w:hAnsi="Georgia"/>
+          <w:rFonts w:ascii="Cambria" w:cs="Cambria" w:eastAsia="Cambria" w:hAnsi="Cambria"/>
           <w:b/>
           <w:bCs/>
           <w:sz w:val="22"/>
@@ -323,7 +323,7 @@
       </w:pPr>
       <w:r>
         <w:rPr>
-          <w:rFonts w:ascii="Georgia" w:cs="Georgia" w:eastAsia="Georgia" w:hAnsi="Georgia"/>
+          <w:rFonts w:ascii="Cambria" w:cs="Cambria" w:eastAsia="Cambria" w:hAnsi="Cambria"/>
           <w:sz w:val="22"/>
           <w:szCs w:val="22"/>
         </w:rPr>
@@ -337,7 +337,7 @@
       </w:pPr>
       <w:r>
         <w:rPr>
-          <w:rFonts w:ascii="Georgia" w:cs="Georgia" w:eastAsia="Georgia" w:hAnsi="Georgia"/>
+          <w:rFonts w:ascii="Cambria" w:cs="Cambria" w:eastAsia="Cambria" w:hAnsi="Cambria"/>
           <w:i/>
           <w:iCs/>
           <w:color w:val="595959"/>
@@ -353,7 +353,7 @@
       </w:pPr>
       <w:r>
         <w:rPr>
-          <w:rFonts w:ascii="Georgia" w:cs="Georgia" w:eastAsia="Georgia" w:hAnsi="Georgia"/>
+          <w:rFonts w:ascii="Cambria" w:cs="Cambria" w:eastAsia="Cambria" w:hAnsi="Cambria"/>
           <w:b/>
           <w:bCs/>
           <w:color w:val="C5511A"/>
@@ -364,7 +364,7 @@
       </w:r>
       <w:r>
         <w:rPr>
-          <w:rFonts w:ascii="Georgia" w:cs="Georgia" w:eastAsia="Georgia" w:hAnsi="Georgia"/>
+          <w:rFonts w:ascii="Cambria" w:cs="Cambria" w:eastAsia="Cambria" w:hAnsi="Cambria"/>
           <w:b/>
           <w:bCs/>
           <w:sz w:val="22"/>
@@ -381,7 +381,7 @@
       </w:pPr>
       <w:r>
         <w:rPr>
-          <w:rFonts w:ascii="Georgia" w:cs="Georgia" w:eastAsia="Georgia" w:hAnsi="Georgia"/>
+          <w:rFonts w:ascii="Cambria" w:cs="Cambria" w:eastAsia="Cambria" w:hAnsi="Cambria"/>
           <w:sz w:val="22"/>
           <w:szCs w:val="22"/>
         </w:rPr>
@@ -395,7 +395,7 @@
       </w:pPr>
       <w:r>
         <w:rPr>
-          <w:rFonts w:ascii="Georgia" w:cs="Georgia" w:eastAsia="Georgia" w:hAnsi="Georgia"/>
+          <w:rFonts w:ascii="Cambria" w:cs="Cambria" w:eastAsia="Cambria" w:hAnsi="Cambria"/>
           <w:i/>
           <w:iCs/>
           <w:color w:val="595959"/>
@@ -411,7 +411,7 @@
       </w:pPr>
       <w:r>
         <w:rPr>
-          <w:rFonts w:ascii="Georgia" w:cs="Georgia" w:eastAsia="Georgia" w:hAnsi="Georgia"/>
+          <w:rFonts w:ascii="Cambria" w:cs="Cambria" w:eastAsia="Cambria" w:hAnsi="Cambria"/>
           <w:b/>
           <w:bCs/>
           <w:color w:val="C5511A"/>
@@ -422,7 +422,7 @@
       </w:r>
       <w:r>
         <w:rPr>
-          <w:rFonts w:ascii="Georgia" w:cs="Georgia" w:eastAsia="Georgia" w:hAnsi="Georgia"/>
+          <w:rFonts w:ascii="Cambria" w:cs="Cambria" w:eastAsia="Cambria" w:hAnsi="Cambria"/>
           <w:b/>
           <w:bCs/>
           <w:sz w:val="22"/>
@@ -439,7 +439,7 @@
       </w:pPr>
       <w:r>
         <w:rPr>
-          <w:rFonts w:ascii="Georgia" w:cs="Georgia" w:eastAsia="Georgia" w:hAnsi="Georgia"/>
+          <w:rFonts w:ascii="Cambria" w:cs="Cambria" w:eastAsia="Cambria" w:hAnsi="Cambria"/>
           <w:sz w:val="22"/>
           <w:szCs w:val="22"/>
         </w:rPr>
@@ -453,7 +453,7 @@
       </w:pPr>
       <w:r>
         <w:rPr>
-          <w:rFonts w:ascii="Georgia" w:cs="Georgia" w:eastAsia="Georgia" w:hAnsi="Georgia"/>
+          <w:rFonts w:ascii="Cambria" w:cs="Cambria" w:eastAsia="Cambria" w:hAnsi="Cambria"/>
           <w:i/>
           <w:iCs/>
           <w:color w:val="595959"/>
@@ -469,7 +469,7 @@
       </w:pPr>
       <w:r>
         <w:rPr>
-          <w:rFonts w:ascii="Georgia" w:cs="Georgia" w:eastAsia="Georgia" w:hAnsi="Georgia"/>
+          <w:rFonts w:ascii="Cambria" w:cs="Cambria" w:eastAsia="Cambria" w:hAnsi="Cambria"/>
           <w:b/>
           <w:bCs/>
           <w:color w:val="C5511A"/>
@@ -480,7 +480,7 @@
       </w:r>
       <w:r>
         <w:rPr>
-          <w:rFonts w:ascii="Georgia" w:cs="Georgia" w:eastAsia="Georgia" w:hAnsi="Georgia"/>
+          <w:rFonts w:ascii="Cambria" w:cs="Cambria" w:eastAsia="Cambria" w:hAnsi="Cambria"/>
           <w:b/>
           <w:bCs/>
           <w:sz w:val="22"/>
@@ -497,7 +497,7 @@
       </w:pPr>
       <w:r>
         <w:rPr>
-          <w:rFonts w:ascii="Georgia" w:cs="Georgia" w:eastAsia="Georgia" w:hAnsi="Georgia"/>
+          <w:rFonts w:ascii="Cambria" w:cs="Cambria" w:eastAsia="Cambria" w:hAnsi="Cambria"/>
           <w:sz w:val="22"/>
           <w:szCs w:val="22"/>
         </w:rPr>
@@ -511,7 +511,7 @@
       </w:pPr>
       <w:r>
         <w:rPr>
-          <w:rFonts w:ascii="Georgia" w:cs="Georgia" w:eastAsia="Georgia" w:hAnsi="Georgia"/>
+          <w:rFonts w:ascii="Cambria" w:cs="Cambria" w:eastAsia="Cambria" w:hAnsi="Cambria"/>
           <w:i/>
           <w:iCs/>
           <w:color w:val="595959"/>
@@ -527,7 +527,7 @@
       </w:pPr>
       <w:r>
         <w:rPr>
-          <w:rFonts w:ascii="Georgia" w:cs="Georgia" w:eastAsia="Georgia" w:hAnsi="Georgia"/>
+          <w:rFonts w:ascii="Cambria" w:cs="Cambria" w:eastAsia="Cambria" w:hAnsi="Cambria"/>
           <w:b/>
           <w:bCs/>
           <w:color w:val="C5511A"/>
@@ -538,7 +538,7 @@
       </w:r>
       <w:r>
         <w:rPr>
-          <w:rFonts w:ascii="Georgia" w:cs="Georgia" w:eastAsia="Georgia" w:hAnsi="Georgia"/>
+          <w:rFonts w:ascii="Cambria" w:cs="Cambria" w:eastAsia="Cambria" w:hAnsi="Cambria"/>
           <w:b/>
           <w:bCs/>
           <w:sz w:val="22"/>
@@ -555,7 +555,7 @@
       </w:pPr>
       <w:r>
         <w:rPr>
-          <w:rFonts w:ascii="Georgia" w:cs="Georgia" w:eastAsia="Georgia" w:hAnsi="Georgia"/>
+          <w:rFonts w:ascii="Cambria" w:cs="Cambria" w:eastAsia="Cambria" w:hAnsi="Cambria"/>
           <w:sz w:val="22"/>
           <w:szCs w:val="22"/>
         </w:rPr>
@@ -570,7 +570,7 @@
       </w:pPr>
       <w:r>
         <w:rPr>
-          <w:rFonts w:ascii="Georgia" w:cs="Georgia" w:eastAsia="Georgia" w:hAnsi="Georgia"/>
+          <w:rFonts w:ascii="Cambria" w:cs="Cambria" w:eastAsia="Cambria" w:hAnsi="Cambria"/>
           <w:sz w:val="22"/>
           <w:szCs w:val="22"/>
         </w:rPr>
@@ -584,7 +584,7 @@
       </w:pPr>
       <w:r>
         <w:rPr>
-          <w:rFonts w:ascii="Georgia" w:cs="Georgia" w:eastAsia="Georgia" w:hAnsi="Georgia"/>
+          <w:rFonts w:ascii="Cambria" w:cs="Cambria" w:eastAsia="Cambria" w:hAnsi="Cambria"/>
           <w:i/>
           <w:iCs/>
           <w:color w:val="595959"/>
@@ -601,7 +601,7 @@
       </w:pPr>
       <w:r>
         <w:rPr>
-          <w:rFonts w:ascii="Georgia" w:cs="Georgia" w:eastAsia="Georgia" w:hAnsi="Georgia"/>
+          <w:rFonts w:ascii="Cambria" w:cs="Cambria" w:eastAsia="Cambria" w:hAnsi="Cambria"/>
           <w:b/>
           <w:bCs/>
           <w:color w:val="0E1B2C"/>
@@ -617,7 +617,7 @@
       </w:pPr>
       <w:r>
         <w:rPr>
-          <w:rFonts w:ascii="Georgia" w:cs="Georgia" w:eastAsia="Georgia" w:hAnsi="Georgia"/>
+          <w:rFonts w:ascii="Cambria" w:cs="Cambria" w:eastAsia="Cambria" w:hAnsi="Cambria"/>
           <w:b/>
           <w:bCs/>
           <w:color w:val="C5511A"/>
@@ -628,7 +628,7 @@
       </w:r>
       <w:r>
         <w:rPr>
-          <w:rFonts w:ascii="Georgia" w:cs="Georgia" w:eastAsia="Georgia" w:hAnsi="Georgia"/>
+          <w:rFonts w:ascii="Cambria" w:cs="Cambria" w:eastAsia="Cambria" w:hAnsi="Cambria"/>
           <w:b/>
           <w:bCs/>
           <w:sz w:val="22"/>
@@ -645,7 +645,7 @@
       </w:pPr>
       <w:r>
         <w:rPr>
-          <w:rFonts w:ascii="Georgia" w:cs="Georgia" w:eastAsia="Georgia" w:hAnsi="Georgia"/>
+          <w:rFonts w:ascii="Cambria" w:cs="Cambria" w:eastAsia="Cambria" w:hAnsi="Cambria"/>
           <w:sz w:val="22"/>
           <w:szCs w:val="22"/>
         </w:rPr>
@@ -659,7 +659,7 @@
       </w:pPr>
       <w:r>
         <w:rPr>
-          <w:rFonts w:ascii="Georgia" w:cs="Georgia" w:eastAsia="Georgia" w:hAnsi="Georgia"/>
+          <w:rFonts w:ascii="Cambria" w:cs="Cambria" w:eastAsia="Cambria" w:hAnsi="Cambria"/>
           <w:i/>
           <w:iCs/>
           <w:color w:val="595959"/>
@@ -675,7 +675,7 @@
       </w:pPr>
       <w:r>
         <w:rPr>
-          <w:rFonts w:ascii="Georgia" w:cs="Georgia" w:eastAsia="Georgia" w:hAnsi="Georgia"/>
+          <w:rFonts w:ascii="Cambria" w:cs="Cambria" w:eastAsia="Cambria" w:hAnsi="Cambria"/>
           <w:b/>
           <w:bCs/>
           <w:color w:val="C5511A"/>
@@ -686,7 +686,7 @@
       </w:r>
       <w:r>
         <w:rPr>
-          <w:rFonts w:ascii="Georgia" w:cs="Georgia" w:eastAsia="Georgia" w:hAnsi="Georgia"/>
+          <w:rFonts w:ascii="Cambria" w:cs="Cambria" w:eastAsia="Cambria" w:hAnsi="Cambria"/>
           <w:b/>
           <w:bCs/>
           <w:sz w:val="22"/>
@@ -703,7 +703,7 @@
       </w:pPr>
       <w:r>
         <w:rPr>
-          <w:rFonts w:ascii="Georgia" w:cs="Georgia" w:eastAsia="Georgia" w:hAnsi="Georgia"/>
+          <w:rFonts w:ascii="Cambria" w:cs="Cambria" w:eastAsia="Cambria" w:hAnsi="Cambria"/>
           <w:sz w:val="22"/>
           <w:szCs w:val="22"/>
         </w:rPr>
@@ -717,7 +717,7 @@
       </w:pPr>
       <w:r>
         <w:rPr>
-          <w:rFonts w:ascii="Georgia" w:cs="Georgia" w:eastAsia="Georgia" w:hAnsi="Georgia"/>
+          <w:rFonts w:ascii="Cambria" w:cs="Cambria" w:eastAsia="Cambria" w:hAnsi="Cambria"/>
           <w:i/>
           <w:iCs/>
           <w:color w:val="595959"/>
@@ -733,7 +733,7 @@
       </w:pPr>
       <w:r>
         <w:rPr>
-          <w:rFonts w:ascii="Georgia" w:cs="Georgia" w:eastAsia="Georgia" w:hAnsi="Georgia"/>
+          <w:rFonts w:ascii="Cambria" w:cs="Cambria" w:eastAsia="Cambria" w:hAnsi="Cambria"/>
           <w:b/>
           <w:bCs/>
           <w:color w:val="C5511A"/>
@@ -744,7 +744,7 @@
       </w:r>
       <w:r>
         <w:rPr>
-          <w:rFonts w:ascii="Georgia" w:cs="Georgia" w:eastAsia="Georgia" w:hAnsi="Georgia"/>
+          <w:rFonts w:ascii="Cambria" w:cs="Cambria" w:eastAsia="Cambria" w:hAnsi="Cambria"/>
           <w:b/>
           <w:bCs/>
           <w:sz w:val="22"/>
@@ -761,7 +761,7 @@
       </w:pPr>
       <w:r>
         <w:rPr>
-          <w:rFonts w:ascii="Georgia" w:cs="Georgia" w:eastAsia="Georgia" w:hAnsi="Georgia"/>
+          <w:rFonts w:ascii="Cambria" w:cs="Cambria" w:eastAsia="Cambria" w:hAnsi="Cambria"/>
           <w:sz w:val="22"/>
           <w:szCs w:val="22"/>
         </w:rPr>
@@ -775,7 +775,7 @@
       </w:pPr>
       <w:r>
         <w:rPr>
-          <w:rFonts w:ascii="Georgia" w:cs="Georgia" w:eastAsia="Georgia" w:hAnsi="Georgia"/>
+          <w:rFonts w:ascii="Cambria" w:cs="Cambria" w:eastAsia="Cambria" w:hAnsi="Cambria"/>
           <w:i/>
           <w:iCs/>
           <w:color w:val="595959"/>
@@ -791,7 +791,7 @@
       </w:pPr>
       <w:r>
         <w:rPr>
-          <w:rFonts w:ascii="Georgia" w:cs="Georgia" w:eastAsia="Georgia" w:hAnsi="Georgia"/>
+          <w:rFonts w:ascii="Cambria" w:cs="Cambria" w:eastAsia="Cambria" w:hAnsi="Cambria"/>
           <w:b/>
           <w:bCs/>
           <w:color w:val="C5511A"/>
@@ -802,7 +802,7 @@
       </w:r>
       <w:r>
         <w:rPr>
-          <w:rFonts w:ascii="Georgia" w:cs="Georgia" w:eastAsia="Georgia" w:hAnsi="Georgia"/>
+          <w:rFonts w:ascii="Cambria" w:cs="Cambria" w:eastAsia="Cambria" w:hAnsi="Cambria"/>
           <w:b/>
           <w:bCs/>
           <w:sz w:val="22"/>
@@ -819,7 +819,7 @@
       </w:pPr>
       <w:r>
         <w:rPr>
-          <w:rFonts w:ascii="Georgia" w:cs="Georgia" w:eastAsia="Georgia" w:hAnsi="Georgia"/>
+          <w:rFonts w:ascii="Cambria" w:cs="Cambria" w:eastAsia="Cambria" w:hAnsi="Cambria"/>
           <w:sz w:val="22"/>
           <w:szCs w:val="22"/>
         </w:rPr>
@@ -833,7 +833,7 @@
       </w:pPr>
       <w:r>
         <w:rPr>
-          <w:rFonts w:ascii="Georgia" w:cs="Georgia" w:eastAsia="Georgia" w:hAnsi="Georgia"/>
+          <w:rFonts w:ascii="Cambria" w:cs="Cambria" w:eastAsia="Cambria" w:hAnsi="Cambria"/>
           <w:i/>
           <w:iCs/>
           <w:color w:val="595959"/>
@@ -849,7 +849,7 @@
       </w:pPr>
       <w:r>
         <w:rPr>
-          <w:rFonts w:ascii="Georgia" w:cs="Georgia" w:eastAsia="Georgia" w:hAnsi="Georgia"/>
+          <w:rFonts w:ascii="Cambria" w:cs="Cambria" w:eastAsia="Cambria" w:hAnsi="Cambria"/>
           <w:b/>
           <w:bCs/>
           <w:color w:val="C5511A"/>
@@ -860,7 +860,7 @@
       </w:r>
       <w:r>
         <w:rPr>
-          <w:rFonts w:ascii="Georgia" w:cs="Georgia" w:eastAsia="Georgia" w:hAnsi="Georgia"/>
+          <w:rFonts w:ascii="Cambria" w:cs="Cambria" w:eastAsia="Cambria" w:hAnsi="Cambria"/>
           <w:b/>
           <w:bCs/>
           <w:sz w:val="22"/>
@@ -877,7 +877,7 @@
       </w:pPr>
       <w:r>
         <w:rPr>
-          <w:rFonts w:ascii="Georgia" w:cs="Georgia" w:eastAsia="Georgia" w:hAnsi="Georgia"/>
+          <w:rFonts w:ascii="Cambria" w:cs="Cambria" w:eastAsia="Cambria" w:hAnsi="Cambria"/>
           <w:sz w:val="22"/>
           <w:szCs w:val="22"/>
         </w:rPr>
@@ -891,7 +891,7 @@
       </w:pPr>
       <w:r>
         <w:rPr>
-          <w:rFonts w:ascii="Georgia" w:cs="Georgia" w:eastAsia="Georgia" w:hAnsi="Georgia"/>
+          <w:rFonts w:ascii="Cambria" w:cs="Cambria" w:eastAsia="Cambria" w:hAnsi="Cambria"/>
           <w:i/>
           <w:iCs/>
           <w:color w:val="595959"/>
@@ -907,7 +907,7 @@
       </w:pPr>
       <w:r>
         <w:rPr>
-          <w:rFonts w:ascii="Georgia" w:cs="Georgia" w:eastAsia="Georgia" w:hAnsi="Georgia"/>
+          <w:rFonts w:ascii="Cambria" w:cs="Cambria" w:eastAsia="Cambria" w:hAnsi="Cambria"/>
           <w:b/>
           <w:bCs/>
           <w:color w:val="C5511A"/>
@@ -918,7 +918,7 @@
       </w:r>
       <w:r>
         <w:rPr>
-          <w:rFonts w:ascii="Georgia" w:cs="Georgia" w:eastAsia="Georgia" w:hAnsi="Georgia"/>
+          <w:rFonts w:ascii="Cambria" w:cs="Cambria" w:eastAsia="Cambria" w:hAnsi="Cambria"/>
           <w:b/>
           <w:bCs/>
           <w:sz w:val="22"/>
@@ -935,7 +935,7 @@
       </w:pPr>
       <w:r>
         <w:rPr>
-          <w:rFonts w:ascii="Georgia" w:cs="Georgia" w:eastAsia="Georgia" w:hAnsi="Georgia"/>
+          <w:rFonts w:ascii="Cambria" w:cs="Cambria" w:eastAsia="Cambria" w:hAnsi="Cambria"/>
           <w:sz w:val="22"/>
           <w:szCs w:val="22"/>
         </w:rPr>
@@ -949,7 +949,7 @@
       </w:pPr>
       <w:r>
         <w:rPr>
-          <w:rFonts w:ascii="Georgia" w:cs="Georgia" w:eastAsia="Georgia" w:hAnsi="Georgia"/>
+          <w:rFonts w:ascii="Cambria" w:cs="Cambria" w:eastAsia="Cambria" w:hAnsi="Cambria"/>
           <w:i/>
           <w:iCs/>
           <w:color w:val="595959"/>
@@ -965,7 +965,7 @@
       </w:pPr>
       <w:r>
         <w:rPr>
-          <w:rFonts w:ascii="Georgia" w:cs="Georgia" w:eastAsia="Georgia" w:hAnsi="Georgia"/>
+          <w:rFonts w:ascii="Cambria" w:cs="Cambria" w:eastAsia="Cambria" w:hAnsi="Cambria"/>
           <w:b/>
           <w:bCs/>
           <w:color w:val="C5511A"/>
@@ -976,7 +976,7 @@
       </w:r>
       <w:r>
         <w:rPr>
-          <w:rFonts w:ascii="Georgia" w:cs="Georgia" w:eastAsia="Georgia" w:hAnsi="Georgia"/>
+          <w:rFonts w:ascii="Cambria" w:cs="Cambria" w:eastAsia="Cambria" w:hAnsi="Cambria"/>
           <w:b/>
           <w:bCs/>
           <w:sz w:val="22"/>
@@ -993,7 +993,7 @@
       </w:pPr>
       <w:r>
         <w:rPr>
-          <w:rFonts w:ascii="Georgia" w:cs="Georgia" w:eastAsia="Georgia" w:hAnsi="Georgia"/>
+          <w:rFonts w:ascii="Cambria" w:cs="Cambria" w:eastAsia="Cambria" w:hAnsi="Cambria"/>
           <w:sz w:val="22"/>
           <w:szCs w:val="22"/>
         </w:rPr>
@@ -1007,7 +1007,7 @@
       </w:pPr>
       <w:r>
         <w:rPr>
-          <w:rFonts w:ascii="Georgia" w:cs="Georgia" w:eastAsia="Georgia" w:hAnsi="Georgia"/>
+          <w:rFonts w:ascii="Cambria" w:cs="Cambria" w:eastAsia="Cambria" w:hAnsi="Cambria"/>
           <w:i/>
           <w:iCs/>
           <w:color w:val="595959"/>
@@ -1023,7 +1023,7 @@
       </w:pPr>
       <w:r>
         <w:rPr>
-          <w:rFonts w:ascii="Georgia" w:cs="Georgia" w:eastAsia="Georgia" w:hAnsi="Georgia"/>
+          <w:rFonts w:ascii="Cambria" w:cs="Cambria" w:eastAsia="Cambria" w:hAnsi="Cambria"/>
           <w:b/>
           <w:bCs/>
           <w:color w:val="C5511A"/>
@@ -1034,7 +1034,7 @@
       </w:r>
       <w:r>
         <w:rPr>
-          <w:rFonts w:ascii="Georgia" w:cs="Georgia" w:eastAsia="Georgia" w:hAnsi="Georgia"/>
+          <w:rFonts w:ascii="Cambria" w:cs="Cambria" w:eastAsia="Cambria" w:hAnsi="Cambria"/>
           <w:b/>
           <w:bCs/>
           <w:sz w:val="22"/>
@@ -1051,7 +1051,7 @@
       </w:pPr>
       <w:r>
         <w:rPr>
-          <w:rFonts w:ascii="Georgia" w:cs="Georgia" w:eastAsia="Georgia" w:hAnsi="Georgia"/>
+          <w:rFonts w:ascii="Cambria" w:cs="Cambria" w:eastAsia="Cambria" w:hAnsi="Cambria"/>
           <w:sz w:val="22"/>
           <w:szCs w:val="22"/>
         </w:rPr>
@@ -1066,7 +1066,7 @@
       </w:pPr>
       <w:r>
         <w:rPr>
-          <w:rFonts w:ascii="Georgia" w:cs="Georgia" w:eastAsia="Georgia" w:hAnsi="Georgia"/>
+          <w:rFonts w:ascii="Cambria" w:cs="Cambria" w:eastAsia="Cambria" w:hAnsi="Cambria"/>
           <w:sz w:val="22"/>
           <w:szCs w:val="22"/>
         </w:rPr>
@@ -1080,7 +1080,7 @@
       </w:pPr>
       <w:r>
         <w:rPr>
-          <w:rFonts w:ascii="Georgia" w:cs="Georgia" w:eastAsia="Georgia" w:hAnsi="Georgia"/>
+          <w:rFonts w:ascii="Cambria" w:cs="Cambria" w:eastAsia="Cambria" w:hAnsi="Cambria"/>
           <w:i/>
           <w:iCs/>
           <w:color w:val="595959"/>
@@ -1097,7 +1097,7 @@
       </w:pPr>
       <w:r>
         <w:rPr>
-          <w:rFonts w:ascii="Georgia" w:cs="Georgia" w:eastAsia="Georgia" w:hAnsi="Georgia"/>
+          <w:rFonts w:ascii="Cambria" w:cs="Cambria" w:eastAsia="Cambria" w:hAnsi="Cambria"/>
           <w:b/>
           <w:bCs/>
           <w:color w:val="0E1B2C"/>
@@ -1113,7 +1113,7 @@
       </w:pPr>
       <w:r>
         <w:rPr>
-          <w:rFonts w:ascii="Georgia" w:cs="Georgia" w:eastAsia="Georgia" w:hAnsi="Georgia"/>
+          <w:rFonts w:ascii="Cambria" w:cs="Cambria" w:eastAsia="Cambria" w:hAnsi="Cambria"/>
           <w:b/>
           <w:bCs/>
           <w:color w:val="C5511A"/>
@@ -1124,39 +1124,39 @@
       </w:r>
       <w:r>
         <w:rPr>
-          <w:rFonts w:ascii="Georgia" w:cs="Georgia" w:eastAsia="Georgia" w:hAnsi="Georgia"/>
-          <w:b/>
-          <w:bCs/>
-          <w:sz w:val="22"/>
-          <w:szCs w:val="22"/>
-        </w:rPr>
-        <w:t xml:space="preserve">Fluid rate leadership eroded</w:t>
-      </w:r>
-    </w:p>
-    <w:p>
-      <w:pPr>
-        <w:shd w:fill="F7F4ED" w:val="clear"/>
-        <w:spacing w:after="120"/>
-        <w:ind w:left="360"/>
-      </w:pPr>
-      <w:r>
-        <w:rPr>
-          <w:rFonts w:ascii="Georgia" w:cs="Georgia" w:eastAsia="Georgia" w:hAnsi="Georgia"/>
-          <w:sz w:val="22"/>
-          <w:szCs w:val="22"/>
-        </w:rPr>
-        <w:t xml:space="preserve">Fluid closed June with the sector's only positive real yield on USDC: 6.41% supply APY, 281 bps over the 4-week T-bill. It closed July at 4.66%, 107 bps under the T-bill. The 175 bps compression narrowed its lead over Aave V3 from 322 bps to 139 bps.</w:t>
-      </w:r>
-    </w:p>
-    <w:p>
-      <w:pPr>
-        <w:shd w:fill="F7F4ED" w:val="clear"/>
-        <w:spacing w:after="120"/>
-        <w:ind w:left="360"/>
-      </w:pPr>
-      <w:r>
-        <w:rPr>
-          <w:rFonts w:ascii="Georgia" w:cs="Georgia" w:eastAsia="Georgia" w:hAnsi="Georgia"/>
+          <w:rFonts w:ascii="Cambria" w:cs="Cambria" w:eastAsia="Cambria" w:hAnsi="Cambria"/>
+          <w:b/>
+          <w:bCs/>
+          <w:sz w:val="22"/>
+          <w:szCs w:val="22"/>
+        </w:rPr>
+        <w:t xml:space="preserve">Fluid rate premium compressed</w:t>
+      </w:r>
+    </w:p>
+    <w:p>
+      <w:pPr>
+        <w:shd w:fill="F7F4ED" w:val="clear"/>
+        <w:spacing w:after="120"/>
+        <w:ind w:left="360"/>
+      </w:pPr>
+      <w:r>
+        <w:rPr>
+          <w:rFonts w:ascii="Cambria" w:cs="Cambria" w:eastAsia="Cambria" w:hAnsi="Cambria"/>
+          <w:sz w:val="22"/>
+          <w:szCs w:val="22"/>
+        </w:rPr>
+        <w:t xml:space="preserve">Fluid closed June with the sector's only positive real yield on USDC: 6.41% supply APY, 281 bps over the 4-week T-bill. It closed July at 4.66%, 106 bps over the T-bill, still the only venue above it. The 175 bps compression narrowed its lead over Aave V3 from 322 bps to 139 bps.</w:t>
+      </w:r>
+    </w:p>
+    <w:p>
+      <w:pPr>
+        <w:shd w:fill="F7F4ED" w:val="clear"/>
+        <w:spacing w:after="120"/>
+        <w:ind w:left="360"/>
+      </w:pPr>
+      <w:r>
+        <w:rPr>
+          <w:rFonts w:ascii="Cambria" w:cs="Cambria" w:eastAsia="Cambria" w:hAnsi="Cambria"/>
           <w:sz w:val="22"/>
           <w:szCs w:val="22"/>
         </w:rPr>
@@ -1170,23 +1170,23 @@
       </w:pPr>
       <w:r>
         <w:rPr>
-          <w:rFonts w:ascii="Georgia" w:cs="Georgia" w:eastAsia="Georgia" w:hAnsi="Georgia"/>
-          <w:i/>
-          <w:iCs/>
-          <w:color w:val="595959"/>
-          <w:sz w:val="18"/>
-          <w:szCs w:val="18"/>
-        </w:rPr>
-        <w:t xml:space="preserve">326 characters</w:t>
-      </w:r>
-    </w:p>
-    <w:p>
-      <w:pPr>
-        <w:spacing w:after="120" w:before="280"/>
-      </w:pPr>
-      <w:r>
-        <w:rPr>
-          <w:rFonts w:ascii="Georgia" w:cs="Georgia" w:eastAsia="Georgia" w:hAnsi="Georgia"/>
+          <w:rFonts w:ascii="Cambria" w:cs="Cambria" w:eastAsia="Cambria" w:hAnsi="Cambria"/>
+          <w:i/>
+          <w:iCs/>
+          <w:color w:val="595959"/>
+          <w:sz w:val="18"/>
+          <w:szCs w:val="18"/>
+        </w:rPr>
+        <w:t xml:space="preserve">356 characters</w:t>
+      </w:r>
+    </w:p>
+    <w:p>
+      <w:pPr>
+        <w:spacing w:after="120" w:before="280"/>
+      </w:pPr>
+      <w:r>
+        <w:rPr>
+          <w:rFonts w:ascii="Cambria" w:cs="Cambria" w:eastAsia="Cambria" w:hAnsi="Cambria"/>
           <w:b/>
           <w:bCs/>
           <w:color w:val="C5511A"/>
@@ -1197,7 +1197,7 @@
       </w:r>
       <w:r>
         <w:rPr>
-          <w:rFonts w:ascii="Georgia" w:cs="Georgia" w:eastAsia="Georgia" w:hAnsi="Georgia"/>
+          <w:rFonts w:ascii="Cambria" w:cs="Cambria" w:eastAsia="Cambria" w:hAnsi="Cambria"/>
           <w:b/>
           <w:bCs/>
           <w:sz w:val="22"/>
@@ -1214,7 +1214,7 @@
       </w:pPr>
       <w:r>
         <w:rPr>
-          <w:rFonts w:ascii="Georgia" w:cs="Georgia" w:eastAsia="Georgia" w:hAnsi="Georgia"/>
+          <w:rFonts w:ascii="Cambria" w:cs="Cambria" w:eastAsia="Cambria" w:hAnsi="Cambria"/>
           <w:sz w:val="22"/>
           <w:szCs w:val="22"/>
         </w:rPr>
@@ -1229,7 +1229,7 @@
       </w:pPr>
       <w:r>
         <w:rPr>
-          <w:rFonts w:ascii="Georgia" w:cs="Georgia" w:eastAsia="Georgia" w:hAnsi="Georgia"/>
+          <w:rFonts w:ascii="Cambria" w:cs="Cambria" w:eastAsia="Cambria" w:hAnsi="Cambria"/>
           <w:sz w:val="22"/>
           <w:szCs w:val="22"/>
         </w:rPr>
@@ -1243,7 +1243,7 @@
       </w:pPr>
       <w:r>
         <w:rPr>
-          <w:rFonts w:ascii="Georgia" w:cs="Georgia" w:eastAsia="Georgia" w:hAnsi="Georgia"/>
+          <w:rFonts w:ascii="Cambria" w:cs="Cambria" w:eastAsia="Cambria" w:hAnsi="Cambria"/>
           <w:i/>
           <w:iCs/>
           <w:color w:val="595959"/>
@@ -1259,7 +1259,7 @@
       </w:pPr>
       <w:r>
         <w:rPr>
-          <w:rFonts w:ascii="Georgia" w:cs="Georgia" w:eastAsia="Georgia" w:hAnsi="Georgia"/>
+          <w:rFonts w:ascii="Cambria" w:cs="Cambria" w:eastAsia="Cambria" w:hAnsi="Cambria"/>
           <w:b/>
           <w:bCs/>
           <w:color w:val="C5511A"/>
@@ -1270,7 +1270,7 @@
       </w:r>
       <w:r>
         <w:rPr>
-          <w:rFonts w:ascii="Georgia" w:cs="Georgia" w:eastAsia="Georgia" w:hAnsi="Georgia"/>
+          <w:rFonts w:ascii="Cambria" w:cs="Cambria" w:eastAsia="Cambria" w:hAnsi="Cambria"/>
           <w:b/>
           <w:bCs/>
           <w:sz w:val="22"/>
@@ -1287,7 +1287,7 @@
       </w:pPr>
       <w:r>
         <w:rPr>
-          <w:rFonts w:ascii="Georgia" w:cs="Georgia" w:eastAsia="Georgia" w:hAnsi="Georgia"/>
+          <w:rFonts w:ascii="Cambria" w:cs="Cambria" w:eastAsia="Cambria" w:hAnsi="Cambria"/>
           <w:sz w:val="22"/>
           <w:szCs w:val="22"/>
         </w:rPr>
@@ -1302,7 +1302,7 @@
       </w:pPr>
       <w:r>
         <w:rPr>
-          <w:rFonts w:ascii="Georgia" w:cs="Georgia" w:eastAsia="Georgia" w:hAnsi="Georgia"/>
+          <w:rFonts w:ascii="Cambria" w:cs="Cambria" w:eastAsia="Cambria" w:hAnsi="Cambria"/>
           <w:sz w:val="22"/>
           <w:szCs w:val="22"/>
         </w:rPr>
@@ -1316,7 +1316,7 @@
       </w:pPr>
       <w:r>
         <w:rPr>
-          <w:rFonts w:ascii="Georgia" w:cs="Georgia" w:eastAsia="Georgia" w:hAnsi="Georgia"/>
+          <w:rFonts w:ascii="Cambria" w:cs="Cambria" w:eastAsia="Cambria" w:hAnsi="Cambria"/>
           <w:i/>
           <w:iCs/>
           <w:color w:val="595959"/>
@@ -1332,7 +1332,7 @@
       </w:pPr>
       <w:r>
         <w:rPr>
-          <w:rFonts w:ascii="Georgia" w:cs="Georgia" w:eastAsia="Georgia" w:hAnsi="Georgia"/>
+          <w:rFonts w:ascii="Cambria" w:cs="Cambria" w:eastAsia="Cambria" w:hAnsi="Cambria"/>
           <w:b/>
           <w:bCs/>
           <w:color w:val="C5511A"/>
@@ -1343,7 +1343,7 @@
       </w:r>
       <w:r>
         <w:rPr>
-          <w:rFonts w:ascii="Georgia" w:cs="Georgia" w:eastAsia="Georgia" w:hAnsi="Georgia"/>
+          <w:rFonts w:ascii="Cambria" w:cs="Cambria" w:eastAsia="Cambria" w:hAnsi="Cambria"/>
           <w:b/>
           <w:bCs/>
           <w:sz w:val="22"/>
@@ -1360,7 +1360,7 @@
       </w:pPr>
       <w:r>
         <w:rPr>
-          <w:rFonts w:ascii="Georgia" w:cs="Georgia" w:eastAsia="Georgia" w:hAnsi="Georgia"/>
+          <w:rFonts w:ascii="Cambria" w:cs="Cambria" w:eastAsia="Cambria" w:hAnsi="Cambria"/>
           <w:sz w:val="22"/>
           <w:szCs w:val="22"/>
         </w:rPr>
@@ -1375,7 +1375,7 @@
       </w:pPr>
       <w:r>
         <w:rPr>
-          <w:rFonts w:ascii="Georgia" w:cs="Georgia" w:eastAsia="Georgia" w:hAnsi="Georgia"/>
+          <w:rFonts w:ascii="Cambria" w:cs="Cambria" w:eastAsia="Cambria" w:hAnsi="Cambria"/>
           <w:sz w:val="22"/>
           <w:szCs w:val="22"/>
         </w:rPr>
@@ -1389,7 +1389,7 @@
       </w:pPr>
       <w:r>
         <w:rPr>
-          <w:rFonts w:ascii="Georgia" w:cs="Georgia" w:eastAsia="Georgia" w:hAnsi="Georgia"/>
+          <w:rFonts w:ascii="Cambria" w:cs="Cambria" w:eastAsia="Cambria" w:hAnsi="Cambria"/>
           <w:i/>
           <w:iCs/>
           <w:color w:val="595959"/>

--- a/content/reports/distribution/Issue_004_Datum_Labs_Twitter.docx
+++ b/content/reports/distribution/Issue_004_Datum_Labs_Twitter.docx
@@ -269,24 +269,24 @@
           <w:sz w:val="22"/>
           <w:szCs w:val="22"/>
         </w:rPr>
-        <w:t xml:space="preserve">The +$649M came through the collateral reserves. The stablecoin book drained over the same month: USDC −$20M, USDT −$62M, WETH −$29M. Against those, weETH +$285M, sUSDe +$145M, WBTC +$124M, wstETH +$113M, cbBTC +$63M.</w:t>
-      </w:r>
-    </w:p>
-    <w:p>
-      <w:pPr>
-        <w:spacing w:after="160"/>
-        <w:ind w:left="360"/>
-      </w:pPr>
-      <w:r>
-        <w:rPr>
-          <w:rFonts w:ascii="Cambria" w:cs="Cambria" w:eastAsia="Cambria" w:hAnsi="Cambria"/>
-          <w:i/>
-          <w:iCs/>
-          <w:color w:val="595959"/>
-          <w:sz w:val="18"/>
-          <w:szCs w:val="18"/>
-        </w:rPr>
-        <w:t xml:space="preserve">217 characters</w:t>
+        <w:t xml:space="preserve">The +$649M arrived in assets supplied to borrow against, not the base stablecoins people lend for yield. USDC −$20M, USDT −$62M, WETH −$29M. Against those: weETH +$285M, WBTC +$124M, wstETH +$113M, cbBTC +$63M, plus sUSDe +$145M, a stablecoin that works as Ethena-carry collateral on Aave rather than lending supply.</w:t>
+      </w:r>
+    </w:p>
+    <w:p>
+      <w:pPr>
+        <w:spacing w:after="160"/>
+        <w:ind w:left="360"/>
+      </w:pPr>
+      <w:r>
+        <w:rPr>
+          <w:rFonts w:ascii="Cambria" w:cs="Cambria" w:eastAsia="Cambria" w:hAnsi="Cambria"/>
+          <w:i/>
+          <w:iCs/>
+          <w:color w:val="595959"/>
+          <w:sz w:val="18"/>
+          <w:szCs w:val="18"/>
+        </w:rPr>
+        <w:t xml:space="preserve">316 characters</w:t>
       </w:r>
     </w:p>
     <w:p>
